--- a/plantillas_maestras/12_seguro_transporte_y_carga/negativa_cobertura/2_o_mas_ddos_varios/varon/TPL_3341_2025_SEGURO_TRANSPORTE_Y_CARGA_NEGATIVA_COBERTURA_ASEGURADORA_VARON_R37.docx
+++ b/plantillas_maestras/12_seguro_transporte_y_carga/negativa_cobertura/2_o_mas_ddos_varios/varon/TPL_3341_2025_SEGURO_TRANSPORTE_Y_CARGA_NEGATIVA_COBERTURA_ASEGURADORA_VARON_R37.docx
@@ -23,7 +23,7 @@
           <w:b/>
           <w:color w:val="auto"/>
         </w:rPr>
-        <w:t>RESOLUCIÓN N°</w:t>
+        <w:t>RESOLUCIÓN </w:t>
       </w:r>
       <w:r>
         <w:rPr>
@@ -89,7 +89,7 @@
           <w:b/>
           <w:color w:val="auto"/>
         </w:rPr>
-        <w:t>EXPEDIENTE N°</w:t>
+        <w:t>EXPEDIENTE </w:t>
       </w:r>
       <w:r>
         <w:rPr>
@@ -374,7 +374,7 @@
           <w:color w:val="auto"/>
         </w:rPr>
         <w:tab/>
-        <w:t xml:space="preserve">      </w:t>
+        <w:t xml:space="preserve"> </w:t>
       </w:r>
       <w:r>
         <w:rPr>
@@ -666,7 +666,7 @@
           <w:rFonts w:ascii="Arial Narrow" w:hAnsi="Arial Narrow"/>
           <w:color w:val="auto"/>
         </w:rPr>
-        <w:t>por presuntas infracciones a la Ley N° 29571, Código de Protección y Defensa del Consumidor (en adelante, Código)</w:t>
+        <w:t>por presuntas infracciones a la Ley 29571, Código de Protección y Defensa del Consumidor (en adelante, Código)</w:t>
       </w:r>
       <w:r>
         <w:rPr>
@@ -769,7 +769,7 @@
         <w:rPr>
           <w:rFonts w:ascii="Arial Narrow" w:hAnsi="Arial Narrow"/>
         </w:rPr>
-        <w:t>de la Póliza N° 220027782 del</w:t>
+        <w:t>de la Póliza 220027782 del</w:t>
       </w:r>
       <w:r>
         <w:rPr>
@@ -883,13 +883,13 @@
         <w:rPr>
           <w:rFonts w:ascii="Arial Narrow" w:hAnsi="Arial Narrow"/>
         </w:rPr>
-        <w:t xml:space="preserve"> Técnica de la Comisión de Protección al Consumidor N°1 (en adelante, Secretaría Técnica), mediante </w:t>
-      </w:r>
-      <w:r>
-        <w:rPr>
-          <w:rFonts w:ascii="Arial Narrow" w:hAnsi="Arial Narrow"/>
-        </w:rPr>
-        <w:t>Resolución N°1,</w:t>
+        <w:t xml:space="preserve"> Técnica de la Comisión de Protección al Consumidor 1 (en adelante, Secretaría Técnica), mediante </w:t>
+      </w:r>
+      <w:r>
+        <w:rPr>
+          <w:rFonts w:ascii="Arial Narrow" w:hAnsi="Arial Narrow"/>
+        </w:rPr>
+        <w:t>Resolución 1,</w:t>
       </w:r>
       <w:r>
         <w:rPr>
@@ -972,7 +972,7 @@
         <w:rPr>
           <w:rFonts w:ascii="Arial Narrow" w:hAnsi="Arial Narrow"/>
         </w:rPr>
-        <w:t>de la Póliza N° 220027782 del Seguro de Transportes</w:t>
+        <w:t>de la Póliza 220027782 del Seguro de Transportes</w:t>
       </w:r>
       <w:r>
         <w:rPr>
@@ -1168,7 +1168,7 @@
         <w:rPr>
           <w:rFonts w:ascii="Arial Narrow" w:hAnsi="Arial Narrow"/>
         </w:rPr>
-        <w:t xml:space="preserve">el Pleno de la Comisión de Protección al Consumidor Nº 1 (en adelante, Comisión) </w:t>
+        <w:t xml:space="preserve">el Pleno de la Comisión de Protección al Consumidor 1 (en adelante, Comisión) </w:t>
       </w:r>
       <w:r>
         <w:rPr>
@@ -1192,7 +1192,7 @@
         <w:rPr>
           <w:rFonts w:ascii="Arial Narrow" w:hAnsi="Arial Narrow"/>
         </w:rPr>
-        <w:t>de Protección al Consumidor N° 1 (en adelante, la Secretaría Técnica</w:t>
+        <w:t>de Protección al Consumidor 1 (en adelante, la Secretaría Técnica</w:t>
       </w:r>
       <w:r>
         <w:rPr>
@@ -1353,7 +1353,7 @@
         <w:rPr>
           <w:rFonts w:ascii="Arial Narrow" w:hAnsi="Arial Narrow"/>
         </w:rPr>
-        <w:t>El numeral 2.1 del artículo 2° de la Directiva N° 001-2008-TRI-INDECOPI</w:t>
+        <w:t>El numeral 2.1 del artículo 2 de la Directiva 001-2008-TRI-INDECOPI</w:t>
       </w:r>
       <w:r>
         <w:rPr>
@@ -1365,7 +1365,7 @@
         <w:rPr>
           <w:rFonts w:ascii="Arial Narrow" w:hAnsi="Arial Narrow"/>
         </w:rPr>
-        <w:t>, modificada por la Directiva Nº 002-2017-TRI-INDECOPI y 002-2022-TRI-INDECOPI (en adelante, la Directiva)</w:t>
+        <w:t>, modificada por la Directiva 002-2017-TRI-INDECOPI y 002-2022-TRI-INDECOPI (en adelante, la Directiva)</w:t>
       </w:r>
       <w:r>
         <w:rPr>
@@ -1424,7 +1424,7 @@
         <w:rPr>
           <w:rFonts w:ascii="Arial Narrow" w:hAnsi="Arial Narrow"/>
         </w:rPr>
-        <w:t>Asimismo, el literal d) del numeral 2.1 del artículo 2° de la Directiva señala que podrá ser confidencial la información declarada como reservada por ley, tales como la información proveniente de los datos personales, de terceras personas ajenas al procedimiento; y, la protegida por la regulación del secreto bancario, tributario, comercial, industrial, empresarial, tecnológico y bursátil.</w:t>
+        <w:t>Asimismo, el literal d) del numeral 2.1 del artículo 2 de la Directiva señala que podrá ser confidencial la información declarada como reservada por ley, tales como la información proveniente de los datos personales, de terceras personas ajenas al procedimiento; y, la protegida por la regulación del secreto bancario, tributario, comercial, industrial, empresarial, tecnológico y bursátil.</w:t>
       </w:r>
     </w:p>
     <w:p>
@@ -2017,7 +2017,7 @@
           <w:rStyle w:val="normaltextrun"/>
           <w:rFonts w:ascii="Arial Narrow" w:hAnsi="Arial Narrow"/>
         </w:rPr>
-        <w:t xml:space="preserve">, el numeral 2.1 del artículo 2° de la Directiva N° 001-2008/TRI-INDECOPI señala que será confidencial de pleno derecho la información declarada como reservada por ley. </w:t>
+        <w:t xml:space="preserve">, el numeral 2.1 del artículo 2 de la Directiva 001-2008/TRI-INDECOPI señala que será confidencial de pleno derecho la información declarada como reservada por ley. </w:t>
       </w:r>
     </w:p>
     <w:p>
@@ -2051,7 +2051,7 @@
           <w:rStyle w:val="normaltextrun"/>
           <w:rFonts w:ascii="Arial Narrow" w:hAnsi="Arial Narrow"/>
         </w:rPr>
-        <w:t>Por otro lado, el artículo 85° del Texto Único Ordenado del Código Tributario (en adelante, el Código Tributario), aprobado mediante Decreto Supremo N° 133-2013-EF establece expresamente que la información sobre la cuantía, las fuentes de las rentas, los gastos, la base imponible o cualesquiera otros datos relativos a ellos, tiene carácter reservado.</w:t>
+        <w:t>Por otro lado, el artículo 85 del Texto Único Ordenado del Código Tributario (en adelante, el Código Tributario), aprobado mediante Decreto Supremo 133-2013-EF establece expresamente que la información sobre la cuantía, las fuentes de las rentas, los gastos, la base imponible o cualesquiera otros datos relativos a ellos, tiene carácter reservado.</w:t>
       </w:r>
       <w:r>
         <w:rPr>
@@ -2209,7 +2209,7 @@
           <w:rStyle w:val="normaltextrun"/>
           <w:rFonts w:ascii="Arial Narrow" w:hAnsi="Arial Narrow"/>
         </w:rPr>
-        <w:t>Al respecto, la Secretaria Técnica considera que la referida información posee carácter reservado, en tanto revela la cuantía de las ventas de Fondos; por lo que corresponde declarar la confidencialidad, en atención a lo dispuesto en el artículo 85° del Código Tributario.</w:t>
+        <w:t>Al respecto, la Secretaria Técnica considera que la referida información posee carácter reservado, en tanto revela la cuantía de las ventas de Fondos; por lo que corresponde declarar la confidencialidad, en atención a lo dispuesto en el artículo 85 del Código Tributario.</w:t>
       </w:r>
     </w:p>
     <w:p>
@@ -2242,7 +2242,7 @@
           <w:rFonts w:ascii="Arial Narrow" w:hAnsi="Arial Narrow"/>
           <w:color w:val="auto"/>
         </w:rPr>
-        <w:t xml:space="preserve">En consecuencia, conforme a lo dispuesto en el artículo 85° del Código Tributario, la Secretaría Técnica considera que corresponde declarar la confidencialidad de la información contenida en las copias de las declaraciones juradas mensuales (PDT-IGV Renta </w:t>
+        <w:t xml:space="preserve">En consecuencia, conforme a lo dispuesto en el artículo 85 del Código Tributario, la Secretaría Técnica considera que corresponde declarar la confidencialidad de la información contenida en las copias de las declaraciones juradas mensuales (PDT-IGV Renta </w:t>
       </w:r>
       <w:r>
         <w:rPr>
@@ -2338,7 +2338,7 @@
           <w:b/>
           <w:bCs/>
         </w:rPr>
-        <w:t>documento N° 2 denominado “20610125124 DJ 2024 ANUAL IR.PDF”</w:t>
+        <w:t>documento 2 denominado “20610125124 DJ 2024 ANUAL IR.PDF”</w:t>
       </w:r>
       <w:r>
         <w:rPr>
@@ -2352,7 +2352,7 @@
           <w:b/>
           <w:bCs/>
         </w:rPr>
-        <w:t xml:space="preserve">documento N° 3 denominado “CONSTANCIA Y FORM PDT 2024.PDF” de la pieza Nº 7 </w:t>
+        <w:t xml:space="preserve">documento 3 denominado “CONSTANCIA Y FORM PDT 2024.PDF” de la pieza 7 </w:t>
       </w:r>
       <w:r>
         <w:rPr>
@@ -2653,7 +2653,7 @@
           <w:b/>
           <w:bCs/>
         </w:rPr>
-        <w:t xml:space="preserve">documento N° </w:t>
+        <w:t xml:space="preserve">documento </w:t>
       </w:r>
       <w:r>
         <w:rPr>
@@ -2711,7 +2711,7 @@
           <w:b/>
           <w:bCs/>
         </w:rPr>
-        <w:t xml:space="preserve">documento N° </w:t>
+        <w:t xml:space="preserve">documento </w:t>
       </w:r>
       <w:r>
         <w:rPr>
@@ -2743,7 +2743,7 @@
           <w:b/>
           <w:bCs/>
         </w:rPr>
-        <w:t xml:space="preserve">” de la pieza Nº </w:t>
+        <w:t xml:space="preserve">” de la pieza </w:t>
       </w:r>
       <w:r>
         <w:rPr>
@@ -3090,7 +3090,7 @@
           <w:bCs/>
           <w:color w:val="000000" w:themeColor="text1"/>
         </w:rPr>
-        <w:t> Protección al Consumidor N° 1</w:t>
+        <w:t> Protección al Consumidor 1</w:t>
       </w:r>
     </w:p>
     <w:p>
@@ -3380,7 +3380,7 @@
           <w:sz w:val="14"/>
           <w:szCs w:val="14"/>
         </w:rPr>
-        <w:t xml:space="preserve">          </w:t>
+        <w:t xml:space="preserve"> </w:t>
       </w:r>
       <w:r>
         <w:rPr>
@@ -3396,7 +3396,7 @@
           <w:sz w:val="14"/>
           <w:szCs w:val="14"/>
         </w:rPr>
-        <w:t>Publicado el 2 de setiembre de 2010 en el Diario Oficial El Peruano, vigente desde el 2 de octubre de 2010 y modificado por Decreto Legislativo N° 1308.</w:t>
+        <w:t>Publicado el 2 de setiembre de 2010 en el Diario Oficial El Peruano, vigente desde el 2 de octubre de 2010 y modificado por Decreto Legislativo 1308.</w:t>
       </w:r>
     </w:p>
   </w:footnote>
@@ -3453,7 +3453,7 @@
           <w:sz w:val="14"/>
           <w:szCs w:val="14"/>
         </w:rPr>
-        <w:t>MODIFICADA POR LA DIRECTIVA Nº 002-2017-TRI-INDECOPI Y LA DIRECTIVA Nº 002-2022-TRI-INDECOPI</w:t>
+        <w:t>MODIFICADA POR LA DIRECTIVA 002-2017-TRI-INDECOPI Y LA DIRECTIVA 002-2022-TRI-INDECOPI</w:t>
       </w:r>
     </w:p>
     <w:p>
@@ -4222,7 +4222,7 @@
           <w:sz w:val="14"/>
           <w:szCs w:val="14"/>
         </w:rPr>
-        <w:t>DIRECTIVA 001-2008-TRI-INDECOPI, DIRECTIVA SOBRE CONFIDENCIALIDAD DE LA INFORMACIÓN EN LOS PROCEDIMIENTOS SEGUIDOS POR LOS ÓRGANOS FUNCIONALES DEL INDECOPI, MODIFICADA POR LA DIRECTIVA Nº 002-2017-TRI-INDECOPI Y LA DIRECTIVA Nº 002-2022-TRI-INDECOPI</w:t>
+        <w:t>DIRECTIVA 001-2008-TRI-INDECOPI, DIRECTIVA SOBRE CONFIDENCIALIDAD DE LA INFORMACIÓN EN LOS PROCEDIMIENTOS SEGUIDOS POR LOS ÓRGANOS FUNCIONALES DEL INDECOPI, MODIFICADA POR LA DIRECTIVA 002-2017-TRI-INDECOPI Y LA DIRECTIVA 002-2022-TRI-INDECOPI</w:t>
       </w:r>
     </w:p>
     <w:p>
@@ -4372,7 +4372,7 @@
           <w:sz w:val="14"/>
           <w:szCs w:val="14"/>
         </w:rPr>
-        <w:t>TEXTO ÚNICO ORDENADO DEL CÓDIGO TRIBUTARIO, aprobado por DECRETO SUPREMO N° 133-2013-EF y publicado el 22 de junio de 2013</w:t>
+        <w:t>TEXTO ÚNICO ORDENADO DEL CÓDIGO TRIBUTARIO, aprobado por DECRETO SUPREMO 133-2013-EF y publicado el 22 de junio de 2013</w:t>
       </w:r>
     </w:p>
     <w:p>
@@ -4479,7 +4479,7 @@
           <w:sz w:val="14"/>
           <w:szCs w:val="14"/>
         </w:rPr>
-        <w:t>DIRECTIVA N° 001-2008-TRI-INDECOPI, DIRECTIVA SOBRE CONFIDENCIALIDAD DE LA INFORMACIÓN EN LOS PROCEDIMIENTOS SEGUIDOS POR LOS ÓRGANOS FUNCIONALES DEL INDECOPI, modificada por la DIRECTIVA N° 003-2022/TRI-INDECOPI</w:t>
+        <w:t>DIRECTIVA 001-2008-TRI-INDECOPI, DIRECTIVA SOBRE CONFIDENCIALIDAD DE LA INFORMACIÓN EN LOS PROCEDIMIENTOS SEGUIDOS POR LOS ÓRGANOS FUNCIONALES DEL INDECOPI, modificada por la DIRECTIVA 003-2022/TRI-INDECOPI</w:t>
       </w:r>
     </w:p>
     <w:p>
@@ -4777,7 +4777,7 @@
               <w:sz w:val="16"/>
               <w:szCs w:val="16"/>
             </w:rPr>
-            <w:t xml:space="preserve">SECRETARIA TÉCNICA DE LA    </w:t>
+            <w:t xml:space="preserve">SECRETARIA TÉCNICA DE LA </w:t>
           </w:r>
         </w:p>
         <w:p>

--- a/plantillas_maestras/12_seguro_transporte_y_carga/negativa_cobertura/2_o_mas_ddos_varios/varon/TPL_3341_2025_SEGURO_TRANSPORTE_Y_CARGA_NEGATIVA_COBERTURA_ASEGURADORA_VARON_R37.docx
+++ b/plantillas_maestras/12_seguro_transporte_y_carga/negativa_cobertura/2_o_mas_ddos_varios/varon/TPL_3341_2025_SEGURO_TRANSPORTE_Y_CARGA_NEGATIVA_COBERTURA_ASEGURADORA_VARON_R37.docx
@@ -157,7 +157,7 @@
           <w:b/>
           <w:color w:val="auto"/>
         </w:rPr>
-        <w:t>DENUNCIANTE</w:t>
+        <w:t xml:space="preserve">DENUNCIANTE: [DENUNCIANTE] ([APELLIDO] )</w:t>
       </w:r>
       <w:r>
         <w:rPr>
@@ -181,7 +181,7 @@
           <w:b/>
           <w:color w:val="auto"/>
         </w:rPr>
-        <w:t>:</w:t>
+        <w:t/>
       </w:r>
       <w:r>
         <w:rPr>
@@ -189,7 +189,7 @@
           <w:b/>
           <w:color w:val="auto"/>
         </w:rPr>
-        <w:t xml:space="preserve"> </w:t>
+        <w:t xml:space="preserve"/>
       </w:r>
       <w:r>
         <w:rPr>
@@ -205,7 +205,7 @@
           <w:b/>
           <w:color w:val="auto"/>
         </w:rPr>
-        <w:t xml:space="preserve">AFI IMPEX PERÚ S.A.C. </w:t>
+        <w:t xml:space="preserve"/>
       </w:r>
       <w:r>
         <w:rPr>
@@ -213,7 +213,7 @@
           <w:b/>
           <w:color w:val="auto"/>
         </w:rPr>
-        <w:t>(</w:t>
+        <w:t/>
       </w:r>
       <w:r>
         <w:rPr>
@@ -221,7 +221,7 @@
           <w:b/>
           <w:color w:val="auto"/>
         </w:rPr>
-        <w:t>AFI IMPEX</w:t>
+        <w:t/>
       </w:r>
       <w:r>
         <w:rPr>
@@ -229,7 +229,7 @@
           <w:b/>
           <w:color w:val="auto"/>
         </w:rPr>
-        <w:t>)</w:t>
+        <w:t/>
       </w:r>
     </w:p>
     <w:p>
@@ -526,147 +526,147 @@
           <w:rFonts w:ascii="Arial Narrow" w:hAnsi="Arial Narrow"/>
           <w:color w:val="auto"/>
         </w:rPr>
-        <w:t xml:space="preserve">Mediante escrito </w:t>
-      </w:r>
-      <w:r>
-        <w:rPr>
-          <w:rFonts w:ascii="Arial Narrow" w:hAnsi="Arial Narrow"/>
-          <w:color w:val="auto"/>
-        </w:rPr>
-        <w:t>del</w:t>
-      </w:r>
-      <w:r>
-        <w:rPr>
-          <w:rFonts w:ascii="Arial Narrow" w:hAnsi="Arial Narrow"/>
-          <w:color w:val="auto"/>
-        </w:rPr>
-        <w:t xml:space="preserve"> </w:t>
-      </w:r>
-      <w:r>
-        <w:rPr>
-          <w:rFonts w:ascii="Arial Narrow" w:hAnsi="Arial Narrow"/>
-          <w:color w:val="auto"/>
-        </w:rPr>
-        <w:t xml:space="preserve">17 de diciembre de </w:t>
-      </w:r>
-      <w:r>
-        <w:rPr>
-          <w:rFonts w:ascii="Arial Narrow" w:hAnsi="Arial Narrow"/>
-          <w:color w:val="auto"/>
-        </w:rPr>
-        <w:t>2025</w:t>
-      </w:r>
-      <w:r>
-        <w:rPr>
-          <w:rFonts w:ascii="Arial Narrow" w:hAnsi="Arial Narrow"/>
-          <w:color w:val="auto"/>
-        </w:rPr>
-        <w:t>,</w:t>
-      </w:r>
-      <w:r>
-        <w:rPr>
-          <w:rFonts w:ascii="Arial Narrow" w:hAnsi="Arial Narrow"/>
-          <w:color w:val="auto"/>
-        </w:rPr>
-        <w:t xml:space="preserve"> </w:t>
-      </w:r>
-      <w:r>
-        <w:rPr>
-          <w:rFonts w:ascii="Arial Narrow" w:hAnsi="Arial Narrow"/>
-          <w:color w:val="auto"/>
-        </w:rPr>
-        <w:t xml:space="preserve">complementado </w:t>
-      </w:r>
-      <w:r>
-        <w:rPr>
-          <w:rFonts w:ascii="Arial Narrow" w:hAnsi="Arial Narrow"/>
-          <w:color w:val="auto"/>
-        </w:rPr>
-        <w:t xml:space="preserve">mediante </w:t>
-      </w:r>
-      <w:r>
-        <w:rPr>
-          <w:rFonts w:ascii="Arial Narrow" w:hAnsi="Arial Narrow"/>
-          <w:color w:val="auto"/>
-        </w:rPr>
-        <w:t>dos (2)</w:t>
-      </w:r>
-      <w:r>
-        <w:rPr>
-          <w:rFonts w:ascii="Arial Narrow" w:hAnsi="Arial Narrow"/>
-          <w:color w:val="auto"/>
-        </w:rPr>
-        <w:t xml:space="preserve"> </w:t>
-      </w:r>
-      <w:r>
-        <w:rPr>
-          <w:rFonts w:ascii="Arial Narrow" w:hAnsi="Arial Narrow"/>
-          <w:color w:val="auto"/>
-        </w:rPr>
-        <w:t xml:space="preserve">escritos </w:t>
-      </w:r>
-      <w:r>
-        <w:rPr>
-          <w:rFonts w:ascii="Arial Narrow" w:hAnsi="Arial Narrow"/>
-          <w:color w:val="auto"/>
-        </w:rPr>
-        <w:t xml:space="preserve">del </w:t>
-      </w:r>
-      <w:r>
-        <w:rPr>
-          <w:rFonts w:ascii="Arial Narrow" w:hAnsi="Arial Narrow"/>
-          <w:color w:val="auto"/>
-        </w:rPr>
-        <w:t>29 de enero de 2026</w:t>
-      </w:r>
-      <w:r>
-        <w:rPr>
-          <w:rFonts w:ascii="Arial Narrow" w:hAnsi="Arial Narrow"/>
-          <w:color w:val="auto"/>
-        </w:rPr>
-        <w:t>,</w:t>
-      </w:r>
-      <w:r>
-        <w:rPr>
-          <w:rFonts w:ascii="Arial Narrow" w:hAnsi="Arial Narrow"/>
-          <w:color w:val="auto"/>
-        </w:rPr>
-        <w:t xml:space="preserve"> </w:t>
-      </w:r>
-      <w:r>
-        <w:rPr>
-          <w:rFonts w:ascii="Arial Narrow" w:hAnsi="Arial Narrow"/>
-          <w:color w:val="auto"/>
-        </w:rPr>
-        <w:t xml:space="preserve">Afi Impex </w:t>
-      </w:r>
-      <w:r>
-        <w:rPr>
-          <w:rFonts w:ascii="Arial Narrow" w:hAnsi="Arial Narrow"/>
-          <w:color w:val="auto"/>
-        </w:rPr>
-        <w:t xml:space="preserve">denunció </w:t>
-      </w:r>
-      <w:r>
-        <w:rPr>
-          <w:rFonts w:ascii="Arial Narrow" w:hAnsi="Arial Narrow"/>
-          <w:color w:val="auto"/>
-        </w:rPr>
-        <w:t xml:space="preserve">a </w:t>
-      </w:r>
-      <w:r>
-        <w:rPr>
-          <w:rFonts w:ascii="Arial Narrow" w:hAnsi="Arial Narrow"/>
-          <w:color w:val="auto"/>
-        </w:rPr>
-        <w:t xml:space="preserve">La Positiva </w:t>
-      </w:r>
-      <w:r>
-        <w:rPr>
-          <w:rFonts w:ascii="Arial Narrow" w:hAnsi="Arial Narrow"/>
-          <w:color w:val="auto"/>
-        </w:rPr>
-        <w:t>por presuntas infracciones a la Ley 29571, Código de Protección y Defensa del Consumidor (en adelante, Código)</w:t>
+        <w:t xml:space="preserve">Mediante escrito del 17 de diciembre de 2025, complementado mediante dos (2) escritos del 29 de enero de 2026, [APELLIDO] denunció a La Positiva por presuntas infracciones a la Ley 29571, Código de Protección y Defensa del Consumidor (en adelante, Código).</w:t>
+      </w:r>
+      <w:r>
+        <w:rPr>
+          <w:rFonts w:ascii="Arial Narrow" w:hAnsi="Arial Narrow"/>
+          <w:color w:val="auto"/>
+        </w:rPr>
+        <w:t/>
+      </w:r>
+      <w:r>
+        <w:rPr>
+          <w:rFonts w:ascii="Arial Narrow" w:hAnsi="Arial Narrow"/>
+          <w:color w:val="auto"/>
+        </w:rPr>
+        <w:t xml:space="preserve"/>
+      </w:r>
+      <w:r>
+        <w:rPr>
+          <w:rFonts w:ascii="Arial Narrow" w:hAnsi="Arial Narrow"/>
+          <w:color w:val="auto"/>
+        </w:rPr>
+        <w:t xml:space="preserve"/>
+      </w:r>
+      <w:r>
+        <w:rPr>
+          <w:rFonts w:ascii="Arial Narrow" w:hAnsi="Arial Narrow"/>
+          <w:color w:val="auto"/>
+        </w:rPr>
+        <w:t/>
+      </w:r>
+      <w:r>
+        <w:rPr>
+          <w:rFonts w:ascii="Arial Narrow" w:hAnsi="Arial Narrow"/>
+          <w:color w:val="auto"/>
+        </w:rPr>
+        <w:t/>
+      </w:r>
+      <w:r>
+        <w:rPr>
+          <w:rFonts w:ascii="Arial Narrow" w:hAnsi="Arial Narrow"/>
+          <w:color w:val="auto"/>
+        </w:rPr>
+        <w:t xml:space="preserve"/>
+      </w:r>
+      <w:r>
+        <w:rPr>
+          <w:rFonts w:ascii="Arial Narrow" w:hAnsi="Arial Narrow"/>
+          <w:color w:val="auto"/>
+        </w:rPr>
+        <w:t xml:space="preserve"/>
+      </w:r>
+      <w:r>
+        <w:rPr>
+          <w:rFonts w:ascii="Arial Narrow" w:hAnsi="Arial Narrow"/>
+          <w:color w:val="auto"/>
+        </w:rPr>
+        <w:t xml:space="preserve"/>
+      </w:r>
+      <w:r>
+        <w:rPr>
+          <w:rFonts w:ascii="Arial Narrow" w:hAnsi="Arial Narrow"/>
+          <w:color w:val="auto"/>
+        </w:rPr>
+        <w:t/>
+      </w:r>
+      <w:r>
+        <w:rPr>
+          <w:rFonts w:ascii="Arial Narrow" w:hAnsi="Arial Narrow"/>
+          <w:color w:val="auto"/>
+        </w:rPr>
+        <w:t xml:space="preserve"/>
+      </w:r>
+      <w:r>
+        <w:rPr>
+          <w:rFonts w:ascii="Arial Narrow" w:hAnsi="Arial Narrow"/>
+          <w:color w:val="auto"/>
+        </w:rPr>
+        <w:t xml:space="preserve"/>
+      </w:r>
+      <w:r>
+        <w:rPr>
+          <w:rFonts w:ascii="Arial Narrow" w:hAnsi="Arial Narrow"/>
+          <w:color w:val="auto"/>
+        </w:rPr>
+        <w:t xml:space="preserve"/>
+      </w:r>
+      <w:r>
+        <w:rPr>
+          <w:rFonts w:ascii="Arial Narrow" w:hAnsi="Arial Narrow"/>
+          <w:color w:val="auto"/>
+        </w:rPr>
+        <w:t/>
+      </w:r>
+      <w:r>
+        <w:rPr>
+          <w:rFonts w:ascii="Arial Narrow" w:hAnsi="Arial Narrow"/>
+          <w:color w:val="auto"/>
+        </w:rPr>
+        <w:t/>
+      </w:r>
+      <w:r>
+        <w:rPr>
+          <w:rFonts w:ascii="Arial Narrow" w:hAnsi="Arial Narrow"/>
+          <w:color w:val="auto"/>
+        </w:rPr>
+        <w:t xml:space="preserve"/>
+      </w:r>
+      <w:r>
+        <w:rPr>
+          <w:rFonts w:ascii="Arial Narrow" w:hAnsi="Arial Narrow"/>
+          <w:color w:val="auto"/>
+        </w:rPr>
+        <w:t xml:space="preserve"/>
+      </w:r>
+      <w:r>
+        <w:rPr>
+          <w:rFonts w:ascii="Arial Narrow" w:hAnsi="Arial Narrow"/>
+          <w:color w:val="auto"/>
+        </w:rPr>
+        <w:t xml:space="preserve"/>
+      </w:r>
+      <w:r>
+        <w:rPr>
+          <w:rFonts w:ascii="Arial Narrow" w:hAnsi="Arial Narrow"/>
+          <w:color w:val="auto"/>
+        </w:rPr>
+        <w:t xml:space="preserve"/>
+      </w:r>
+      <w:r>
+        <w:rPr>
+          <w:rFonts w:ascii="Arial Narrow" w:hAnsi="Arial Narrow"/>
+          <w:color w:val="auto"/>
+        </w:rPr>
+        <w:t xml:space="preserve"/>
+      </w:r>
+      <w:r>
+        <w:rPr>
+          <w:rFonts w:ascii="Arial Narrow" w:hAnsi="Arial Narrow"/>
+          <w:color w:val="auto"/>
+        </w:rPr>
+        <w:t/>
       </w:r>
       <w:r>
         <w:rPr>
@@ -681,7 +681,7 @@
           <w:rFonts w:ascii="Arial Narrow" w:hAnsi="Arial Narrow"/>
           <w:color w:val="auto"/>
         </w:rPr>
-        <w:t>.</w:t>
+        <w:t/>
       </w:r>
     </w:p>
     <w:p>
@@ -718,118 +718,118 @@
           <w:rFonts w:ascii="Arial Narrow" w:hAnsi="Arial Narrow"/>
           <w:color w:val="auto"/>
         </w:rPr>
-        <w:t xml:space="preserve">Afi Impex </w:t>
-      </w:r>
-      <w:r>
-        <w:rPr>
-          <w:rFonts w:ascii="Arial Narrow" w:hAnsi="Arial Narrow"/>
-        </w:rPr>
-        <w:t xml:space="preserve">solicitó, en calidad </w:t>
+        <w:t xml:space="preserve">[APELLIDO] solicitó, en calidad de medida correctiva, que La Positiva cumpla con otorgar la cobertura de la Póliza 220027782 del Seguro de Transportes. Asimismo, no requirió de manera expresa el reembolso de costos y costas del presente procedimiento.</w:t>
+      </w:r>
+      <w:r>
+        <w:rPr>
+          <w:rFonts w:ascii="Arial Narrow" w:hAnsi="Arial Narrow"/>
+        </w:rPr>
+        <w:t xml:space="preserve"/>
       </w:r>
       <w:bookmarkStart w:id="1" w:name="_Hlk97713383"/>
       <w:r>
         <w:rPr>
           <w:rFonts w:ascii="Arial Narrow" w:hAnsi="Arial Narrow"/>
         </w:rPr>
-        <w:t xml:space="preserve">de medida correctiva, </w:t>
+        <w:t xml:space="preserve"/>
       </w:r>
       <w:bookmarkEnd w:id="1"/>
       <w:r>
         <w:rPr>
           <w:rFonts w:ascii="Arial Narrow" w:hAnsi="Arial Narrow"/>
         </w:rPr>
-        <w:t>que</w:t>
-      </w:r>
-      <w:r>
-        <w:rPr>
-          <w:rFonts w:ascii="Arial Narrow" w:hAnsi="Arial Narrow"/>
-          <w:color w:val="auto"/>
-        </w:rPr>
-        <w:t xml:space="preserve"> La Positiva </w:t>
-      </w:r>
-      <w:r>
-        <w:rPr>
-          <w:rFonts w:ascii="Arial Narrow" w:hAnsi="Arial Narrow"/>
-        </w:rPr>
-        <w:t xml:space="preserve">cumpla </w:t>
-      </w:r>
-      <w:r>
-        <w:rPr>
-          <w:rFonts w:ascii="Arial Narrow" w:hAnsi="Arial Narrow"/>
-        </w:rPr>
-        <w:t xml:space="preserve">con </w:t>
-      </w:r>
-      <w:r>
-        <w:rPr>
-          <w:rFonts w:ascii="Arial Narrow" w:hAnsi="Arial Narrow"/>
-        </w:rPr>
-        <w:t xml:space="preserve">otorgar la cobertura </w:t>
-      </w:r>
-      <w:r>
-        <w:rPr>
-          <w:rFonts w:ascii="Arial Narrow" w:hAnsi="Arial Narrow"/>
-        </w:rPr>
-        <w:t>de la Póliza 220027782 del</w:t>
-      </w:r>
-      <w:r>
-        <w:rPr>
-          <w:rFonts w:ascii="Arial Narrow" w:hAnsi="Arial Narrow"/>
-        </w:rPr>
-        <w:t xml:space="preserve"> </w:t>
-      </w:r>
-      <w:r>
-        <w:rPr>
-          <w:rFonts w:ascii="Arial Narrow" w:hAnsi="Arial Narrow"/>
-        </w:rPr>
-        <w:t>Seguro de Transportes</w:t>
-      </w:r>
-      <w:r>
-        <w:rPr>
-          <w:rFonts w:ascii="Arial Narrow" w:hAnsi="Arial Narrow"/>
-        </w:rPr>
-        <w:t>.</w:t>
-      </w:r>
-      <w:r>
-        <w:rPr>
-          <w:rFonts w:ascii="Arial Narrow" w:hAnsi="Arial Narrow"/>
-        </w:rPr>
-        <w:t xml:space="preserve"> </w:t>
-      </w:r>
-      <w:r>
-        <w:rPr>
-          <w:rFonts w:ascii="Arial Narrow" w:hAnsi="Arial Narrow"/>
-        </w:rPr>
-        <w:t xml:space="preserve">Asimismo, </w:t>
-      </w:r>
-      <w:r>
-        <w:rPr>
-          <w:rFonts w:ascii="Arial Narrow" w:hAnsi="Arial Narrow"/>
-        </w:rPr>
-        <w:t xml:space="preserve">no </w:t>
-      </w:r>
-      <w:r>
-        <w:rPr>
-          <w:rFonts w:ascii="Arial Narrow" w:hAnsi="Arial Narrow"/>
-        </w:rPr>
-        <w:t xml:space="preserve">requirió </w:t>
-      </w:r>
-      <w:r>
-        <w:rPr>
-          <w:rFonts w:ascii="Arial Narrow" w:hAnsi="Arial Narrow"/>
-        </w:rPr>
-        <w:t xml:space="preserve">de manera expresa </w:t>
-      </w:r>
-      <w:r>
-        <w:rPr>
-          <w:rFonts w:ascii="Arial Narrow" w:hAnsi="Arial Narrow"/>
-        </w:rPr>
-        <w:t>el reembolso de costos y costas del presente procedimiento</w:t>
-      </w:r>
-      <w:r>
-        <w:rPr>
-          <w:rFonts w:ascii="Arial Narrow" w:hAnsi="Arial Narrow"/>
-        </w:rPr>
-        <w:t>.</w:t>
+        <w:t/>
+      </w:r>
+      <w:r>
+        <w:rPr>
+          <w:rFonts w:ascii="Arial Narrow" w:hAnsi="Arial Narrow"/>
+          <w:color w:val="auto"/>
+        </w:rPr>
+        <w:t xml:space="preserve"/>
+      </w:r>
+      <w:r>
+        <w:rPr>
+          <w:rFonts w:ascii="Arial Narrow" w:hAnsi="Arial Narrow"/>
+        </w:rPr>
+        <w:t xml:space="preserve"/>
+      </w:r>
+      <w:r>
+        <w:rPr>
+          <w:rFonts w:ascii="Arial Narrow" w:hAnsi="Arial Narrow"/>
+        </w:rPr>
+        <w:t xml:space="preserve"/>
+      </w:r>
+      <w:r>
+        <w:rPr>
+          <w:rFonts w:ascii="Arial Narrow" w:hAnsi="Arial Narrow"/>
+        </w:rPr>
+        <w:t xml:space="preserve"/>
+      </w:r>
+      <w:r>
+        <w:rPr>
+          <w:rFonts w:ascii="Arial Narrow" w:hAnsi="Arial Narrow"/>
+        </w:rPr>
+        <w:t/>
+      </w:r>
+      <w:r>
+        <w:rPr>
+          <w:rFonts w:ascii="Arial Narrow" w:hAnsi="Arial Narrow"/>
+        </w:rPr>
+        <w:t xml:space="preserve"/>
+      </w:r>
+      <w:r>
+        <w:rPr>
+          <w:rFonts w:ascii="Arial Narrow" w:hAnsi="Arial Narrow"/>
+        </w:rPr>
+        <w:t/>
+      </w:r>
+      <w:r>
+        <w:rPr>
+          <w:rFonts w:ascii="Arial Narrow" w:hAnsi="Arial Narrow"/>
+        </w:rPr>
+        <w:t/>
+      </w:r>
+      <w:r>
+        <w:rPr>
+          <w:rFonts w:ascii="Arial Narrow" w:hAnsi="Arial Narrow"/>
+        </w:rPr>
+        <w:t xml:space="preserve"/>
+      </w:r>
+      <w:r>
+        <w:rPr>
+          <w:rFonts w:ascii="Arial Narrow" w:hAnsi="Arial Narrow"/>
+        </w:rPr>
+        <w:t xml:space="preserve"/>
+      </w:r>
+      <w:r>
+        <w:rPr>
+          <w:rFonts w:ascii="Arial Narrow" w:hAnsi="Arial Narrow"/>
+        </w:rPr>
+        <w:t xml:space="preserve"/>
+      </w:r>
+      <w:r>
+        <w:rPr>
+          <w:rFonts w:ascii="Arial Narrow" w:hAnsi="Arial Narrow"/>
+        </w:rPr>
+        <w:t xml:space="preserve"/>
+      </w:r>
+      <w:r>
+        <w:rPr>
+          <w:rFonts w:ascii="Arial Narrow" w:hAnsi="Arial Narrow"/>
+        </w:rPr>
+        <w:t xml:space="preserve"/>
+      </w:r>
+      <w:r>
+        <w:rPr>
+          <w:rFonts w:ascii="Arial Narrow" w:hAnsi="Arial Narrow"/>
+        </w:rPr>
+        <w:t/>
+      </w:r>
+      <w:r>
+        <w:rPr>
+          <w:rFonts w:ascii="Arial Narrow" w:hAnsi="Arial Narrow"/>
+        </w:rPr>
+        <w:t/>
       </w:r>
     </w:p>
     <w:p>
@@ -865,135 +865,135 @@
         <w:rPr>
           <w:rFonts w:ascii="Arial Narrow" w:hAnsi="Arial Narrow"/>
         </w:rPr>
-        <w:t xml:space="preserve">El </w:t>
-      </w:r>
-      <w:r>
-        <w:rPr>
-          <w:rFonts w:ascii="Arial Narrow" w:hAnsi="Arial Narrow"/>
-        </w:rPr>
-        <w:t>26 de enero de 2026</w:t>
-      </w:r>
-      <w:r>
-        <w:rPr>
-          <w:rFonts w:ascii="Arial Narrow" w:hAnsi="Arial Narrow"/>
-        </w:rPr>
-        <w:t>, la Secretaría</w:t>
-      </w:r>
-      <w:r>
-        <w:rPr>
-          <w:rFonts w:ascii="Arial Narrow" w:hAnsi="Arial Narrow"/>
-        </w:rPr>
-        <w:t xml:space="preserve"> Técnica de la Comisión de Protección al Consumidor 1 (en adelante, Secretaría Técnica), mediante </w:t>
-      </w:r>
-      <w:r>
-        <w:rPr>
-          <w:rFonts w:ascii="Arial Narrow" w:hAnsi="Arial Narrow"/>
-        </w:rPr>
-        <w:t>Resolución 1,</w:t>
-      </w:r>
-      <w:r>
-        <w:rPr>
-          <w:rFonts w:ascii="Arial Narrow" w:hAnsi="Arial Narrow"/>
-        </w:rPr>
-        <w:t xml:space="preserve"> </w:t>
-      </w:r>
-      <w:r>
-        <w:rPr>
-          <w:rFonts w:ascii="Arial Narrow" w:hAnsi="Arial Narrow"/>
-        </w:rPr>
-        <w:t>requirió</w:t>
-      </w:r>
-      <w:r>
-        <w:rPr>
-          <w:rFonts w:ascii="Arial Narrow" w:hAnsi="Arial Narrow"/>
-        </w:rPr>
-        <w:t>, entre otros,</w:t>
-      </w:r>
-      <w:r>
-        <w:rPr>
-          <w:rFonts w:ascii="Arial Narrow" w:hAnsi="Arial Narrow"/>
-        </w:rPr>
-        <w:t xml:space="preserve"> que</w:t>
-      </w:r>
-      <w:r>
-        <w:rPr>
-          <w:rFonts w:ascii="Arial Narrow" w:hAnsi="Arial Narrow"/>
-        </w:rPr>
-        <w:t xml:space="preserve"> </w:t>
-      </w:r>
-      <w:r>
-        <w:rPr>
-          <w:rFonts w:ascii="Arial Narrow" w:hAnsi="Arial Narrow"/>
-          <w:color w:val="auto"/>
-        </w:rPr>
-        <w:t xml:space="preserve">Afi Impex </w:t>
-      </w:r>
-      <w:r>
-        <w:rPr>
-          <w:rFonts w:ascii="Arial Narrow" w:hAnsi="Arial Narrow"/>
-        </w:rPr>
-        <w:t xml:space="preserve">cumpla con </w:t>
-      </w:r>
-      <w:r>
-        <w:rPr>
-          <w:rFonts w:ascii="Arial Narrow" w:hAnsi="Arial Narrow"/>
-        </w:rPr>
-        <w:t>p</w:t>
+        <w:t xml:space="preserve">El 26 de enero de 2026, la Secretaría Técnica de la Comisión de Protección al Consumidor 1 (en adelante, Secretaría Técnica), mediante Resolución 1, requirió, entre otros, que [APELLIDO] cumpla con presentar las declaraciones juradas mensuales (PDT-IGV Renta mensual) del Impuesto General a las Ventas (IGV) e Impuesto a la Renta (IR) en el cual consten los ingresos netos mensuales del ejercicio correspondiente al 2024 (año anterior a la interposición de la denuncia), toda vez que el titular de la Póliza 220027782 del Seguro de Transportes es una persona jurídica. </w:t>
+      </w:r>
+      <w:r>
+        <w:rPr>
+          <w:rFonts w:ascii="Arial Narrow" w:hAnsi="Arial Narrow"/>
+        </w:rPr>
+        <w:t/>
+      </w:r>
+      <w:r>
+        <w:rPr>
+          <w:rFonts w:ascii="Arial Narrow" w:hAnsi="Arial Narrow"/>
+        </w:rPr>
+        <w:t/>
+      </w:r>
+      <w:r>
+        <w:rPr>
+          <w:rFonts w:ascii="Arial Narrow" w:hAnsi="Arial Narrow"/>
+        </w:rPr>
+        <w:t xml:space="preserve"/>
+      </w:r>
+      <w:r>
+        <w:rPr>
+          <w:rFonts w:ascii="Arial Narrow" w:hAnsi="Arial Narrow"/>
+        </w:rPr>
+        <w:t/>
+      </w:r>
+      <w:r>
+        <w:rPr>
+          <w:rFonts w:ascii="Arial Narrow" w:hAnsi="Arial Narrow"/>
+        </w:rPr>
+        <w:t xml:space="preserve"/>
+      </w:r>
+      <w:r>
+        <w:rPr>
+          <w:rFonts w:ascii="Arial Narrow" w:hAnsi="Arial Narrow"/>
+        </w:rPr>
+        <w:t/>
+      </w:r>
+      <w:r>
+        <w:rPr>
+          <w:rFonts w:ascii="Arial Narrow" w:hAnsi="Arial Narrow"/>
+        </w:rPr>
+        <w:t/>
+      </w:r>
+      <w:r>
+        <w:rPr>
+          <w:rFonts w:ascii="Arial Narrow" w:hAnsi="Arial Narrow"/>
+        </w:rPr>
+        <w:t xml:space="preserve"/>
+      </w:r>
+      <w:r>
+        <w:rPr>
+          <w:rFonts w:ascii="Arial Narrow" w:hAnsi="Arial Narrow"/>
+        </w:rPr>
+        <w:t xml:space="preserve"/>
+      </w:r>
+      <w:r>
+        <w:rPr>
+          <w:rFonts w:ascii="Arial Narrow" w:hAnsi="Arial Narrow"/>
+          <w:color w:val="auto"/>
+        </w:rPr>
+        <w:t xml:space="preserve"/>
+      </w:r>
+      <w:r>
+        <w:rPr>
+          <w:rFonts w:ascii="Arial Narrow" w:hAnsi="Arial Narrow"/>
+        </w:rPr>
+        <w:t xml:space="preserve"/>
+      </w:r>
+      <w:r>
+        <w:rPr>
+          <w:rFonts w:ascii="Arial Narrow" w:hAnsi="Arial Narrow"/>
+        </w:rPr>
+        <w:t/>
       </w:r>
       <w:r>
         <w:rPr>
           <w:rFonts w:ascii="Arial Narrow" w:eastAsia="Times New Roman" w:hAnsi="Arial Narrow"/>
           <w:color w:val="000000" w:themeColor="text1"/>
         </w:rPr>
-        <w:t xml:space="preserve">resentar </w:t>
+        <w:t xml:space="preserve"/>
       </w:r>
       <w:r>
         <w:rPr>
           <w:rFonts w:ascii="Arial Narrow" w:eastAsia="Times New Roman" w:hAnsi="Arial Narrow"/>
           <w:color w:val="000000" w:themeColor="text1"/>
         </w:rPr>
-        <w:t>las declaraciones juradas mensuales (PDT-IGV Renta mensual) del Impuesto General a las Ventas (IGV) e Impuesto a la Renta (IR</w:t>
+        <w:t/>
       </w:r>
       <w:r>
         <w:rPr>
           <w:rFonts w:ascii="Arial Narrow" w:eastAsia="Times New Roman" w:hAnsi="Arial Narrow"/>
           <w:color w:val="000000" w:themeColor="text1"/>
         </w:rPr>
-        <w:t>) en el cual consten los ingresos netos mensuales del ejercicio correspondiente al 2024 (año anterior a la interposición de la denuncia),</w:t>
+        <w:t/>
       </w:r>
       <w:r>
         <w:rPr>
           <w:rFonts w:ascii="Arial Narrow" w:eastAsia="Times New Roman" w:hAnsi="Arial Narrow"/>
           <w:color w:val="000000" w:themeColor="text1"/>
         </w:rPr>
-        <w:t xml:space="preserve"> toda vez que el titular </w:t>
-      </w:r>
-      <w:r>
-        <w:rPr>
-          <w:rFonts w:ascii="Arial Narrow" w:hAnsi="Arial Narrow"/>
-        </w:rPr>
-        <w:t>de la Póliza 220027782 del Seguro de Transportes</w:t>
+        <w:t xml:space="preserve"/>
+      </w:r>
+      <w:r>
+        <w:rPr>
+          <w:rFonts w:ascii="Arial Narrow" w:hAnsi="Arial Narrow"/>
+        </w:rPr>
+        <w:t/>
       </w:r>
       <w:r>
         <w:rPr>
           <w:rFonts w:ascii="Arial Narrow" w:eastAsia="Times New Roman" w:hAnsi="Arial Narrow"/>
           <w:color w:val="000000" w:themeColor="text1"/>
         </w:rPr>
-        <w:t xml:space="preserve"> </w:t>
+        <w:t xml:space="preserve"/>
       </w:r>
       <w:r>
         <w:rPr>
           <w:rFonts w:ascii="Arial Narrow" w:eastAsia="Times New Roman" w:hAnsi="Arial Narrow"/>
           <w:color w:val="000000" w:themeColor="text1"/>
         </w:rPr>
-        <w:t>es una persona jurídica.</w:t>
+        <w:t/>
       </w:r>
       <w:r>
         <w:rPr>
           <w:rFonts w:ascii="Arial Narrow" w:eastAsia="Times New Roman" w:hAnsi="Arial Narrow"/>
           <w:color w:val="000000" w:themeColor="text1"/>
         </w:rPr>
-        <w:t xml:space="preserve"> </w:t>
+        <w:t xml:space="preserve"/>
       </w:r>
     </w:p>
     <w:p>
@@ -1030,14 +1030,14 @@
           <w:rFonts w:ascii="Arial Narrow" w:hAnsi="Arial Narrow"/>
           <w:color w:val="auto"/>
         </w:rPr>
-        <w:t>El</w:t>
-      </w:r>
-      <w:r>
-        <w:rPr>
-          <w:rFonts w:ascii="Arial Narrow" w:hAnsi="Arial Narrow"/>
-          <w:color w:val="auto"/>
-        </w:rPr>
-        <w:t xml:space="preserve"> </w:t>
+        <w:t xml:space="preserve">El 29 de enero de 2026, [APELLIDO] presentó un escrito a través del cual adjuntó las declaraciones mensuales (PDT-IGV Renta mensual) del Impuesto General a las Ventas (IGV) e Impuesto a la Renta (IR) completas del ejercicio correspondiente al año 2024, cuya confidencialidad será evaluada.</w:t>
+      </w:r>
+      <w:r>
+        <w:rPr>
+          <w:rFonts w:ascii="Arial Narrow" w:hAnsi="Arial Narrow"/>
+          <w:color w:val="auto"/>
+        </w:rPr>
+        <w:t xml:space="preserve"/>
       </w:r>
       <w:bookmarkEnd w:id="2"/>
       <w:r>
@@ -1045,82 +1045,82 @@
           <w:rFonts w:ascii="Arial Narrow" w:hAnsi="Arial Narrow"/>
           <w:color w:val="auto"/>
         </w:rPr>
-        <w:t>29</w:t>
-      </w:r>
-      <w:r>
-        <w:rPr>
-          <w:rFonts w:ascii="Arial Narrow" w:hAnsi="Arial Narrow"/>
-          <w:color w:val="auto"/>
-        </w:rPr>
-        <w:t xml:space="preserve"> de enero de 2026</w:t>
-      </w:r>
-      <w:r>
-        <w:rPr>
-          <w:rFonts w:ascii="Arial Narrow" w:hAnsi="Arial Narrow"/>
-          <w:color w:val="auto"/>
-        </w:rPr>
-        <w:t>,</w:t>
-      </w:r>
-      <w:r>
-        <w:rPr>
-          <w:rFonts w:ascii="Arial Narrow" w:hAnsi="Arial Narrow"/>
-          <w:color w:val="auto"/>
-        </w:rPr>
-        <w:t xml:space="preserve"> </w:t>
-      </w:r>
-      <w:r>
-        <w:rPr>
-          <w:rFonts w:ascii="Arial Narrow" w:hAnsi="Arial Narrow"/>
-          <w:color w:val="auto"/>
-        </w:rPr>
-        <w:t xml:space="preserve">Afi Impex </w:t>
-      </w:r>
-      <w:r>
-        <w:rPr>
-          <w:rFonts w:ascii="Arial Narrow" w:hAnsi="Arial Narrow"/>
-          <w:color w:val="auto"/>
-        </w:rPr>
-        <w:t xml:space="preserve">presentó un escrito </w:t>
-      </w:r>
-      <w:r>
-        <w:rPr>
-          <w:rFonts w:ascii="Arial Narrow" w:hAnsi="Arial Narrow"/>
-          <w:color w:val="auto"/>
-        </w:rPr>
-        <w:t xml:space="preserve">a través del cual adjuntó las declaraciones mensuales (PDT-IGV </w:t>
-      </w:r>
-      <w:r>
-        <w:rPr>
-          <w:rFonts w:ascii="Arial Narrow" w:hAnsi="Arial Narrow"/>
-          <w:color w:val="auto"/>
-        </w:rPr>
-        <w:t xml:space="preserve">Renta mensual) del Impuesto General a las Ventas (IGV) e Impuesto a la Renta (IR) completas del ejercicio correspondiente al año </w:t>
-      </w:r>
-      <w:r>
-        <w:rPr>
-          <w:rFonts w:ascii="Arial Narrow" w:hAnsi="Arial Narrow"/>
-          <w:color w:val="auto"/>
-        </w:rPr>
-        <w:t>2024</w:t>
-      </w:r>
-      <w:r>
-        <w:rPr>
-          <w:rFonts w:ascii="Arial Narrow" w:hAnsi="Arial Narrow"/>
-          <w:color w:val="auto"/>
-        </w:rPr>
-        <w:t xml:space="preserve">, </w:t>
-      </w:r>
-      <w:r>
-        <w:rPr>
-          <w:rFonts w:ascii="Arial Narrow" w:hAnsi="Arial Narrow"/>
-        </w:rPr>
-        <w:t>cuya</w:t>
-      </w:r>
-      <w:r>
-        <w:rPr>
-          <w:rFonts w:ascii="Arial Narrow" w:hAnsi="Arial Narrow"/>
-        </w:rPr>
-        <w:t xml:space="preserve"> confidencialidad será evaluada.</w:t>
+        <w:t/>
+      </w:r>
+      <w:r>
+        <w:rPr>
+          <w:rFonts w:ascii="Arial Narrow" w:hAnsi="Arial Narrow"/>
+          <w:color w:val="auto"/>
+        </w:rPr>
+        <w:t xml:space="preserve"/>
+      </w:r>
+      <w:r>
+        <w:rPr>
+          <w:rFonts w:ascii="Arial Narrow" w:hAnsi="Arial Narrow"/>
+          <w:color w:val="auto"/>
+        </w:rPr>
+        <w:t/>
+      </w:r>
+      <w:r>
+        <w:rPr>
+          <w:rFonts w:ascii="Arial Narrow" w:hAnsi="Arial Narrow"/>
+          <w:color w:val="auto"/>
+        </w:rPr>
+        <w:t xml:space="preserve"/>
+      </w:r>
+      <w:r>
+        <w:rPr>
+          <w:rFonts w:ascii="Arial Narrow" w:hAnsi="Arial Narrow"/>
+          <w:color w:val="auto"/>
+        </w:rPr>
+        <w:t xml:space="preserve"/>
+      </w:r>
+      <w:r>
+        <w:rPr>
+          <w:rFonts w:ascii="Arial Narrow" w:hAnsi="Arial Narrow"/>
+          <w:color w:val="auto"/>
+        </w:rPr>
+        <w:t xml:space="preserve"/>
+      </w:r>
+      <w:r>
+        <w:rPr>
+          <w:rFonts w:ascii="Arial Narrow" w:hAnsi="Arial Narrow"/>
+          <w:color w:val="auto"/>
+        </w:rPr>
+        <w:t xml:space="preserve"/>
+      </w:r>
+      <w:r>
+        <w:rPr>
+          <w:rFonts w:ascii="Arial Narrow" w:hAnsi="Arial Narrow"/>
+          <w:color w:val="auto"/>
+        </w:rPr>
+        <w:t xml:space="preserve"/>
+      </w:r>
+      <w:r>
+        <w:rPr>
+          <w:rFonts w:ascii="Arial Narrow" w:hAnsi="Arial Narrow"/>
+          <w:color w:val="auto"/>
+        </w:rPr>
+        <w:t/>
+      </w:r>
+      <w:r>
+        <w:rPr>
+          <w:rFonts w:ascii="Arial Narrow" w:hAnsi="Arial Narrow"/>
+          <w:color w:val="auto"/>
+        </w:rPr>
+        <w:t xml:space="preserve"/>
+      </w:r>
+      <w:r>
+        <w:rPr>
+          <w:rFonts w:ascii="Arial Narrow" w:hAnsi="Arial Narrow"/>
+        </w:rPr>
+        <w:t/>
+      </w:r>
+      <w:r>
+        <w:rPr>
+          <w:rFonts w:ascii="Arial Narrow" w:hAnsi="Arial Narrow"/>
+        </w:rPr>
+        <w:t xml:space="preserve"/>
       </w:r>
     </w:p>
     <w:p>
@@ -1156,141 +1156,141 @@
         <w:rPr>
           <w:rFonts w:ascii="Arial Narrow" w:hAnsi="Arial Narrow"/>
         </w:rPr>
-        <w:t>E</w:t>
-      </w:r>
-      <w:r>
-        <w:rPr>
-          <w:rFonts w:ascii="Arial Narrow" w:hAnsi="Arial Narrow"/>
-        </w:rPr>
-        <w:t xml:space="preserve">l 19 de julio de 2023, </w:t>
-      </w:r>
-      <w:r>
-        <w:rPr>
-          <w:rFonts w:ascii="Arial Narrow" w:hAnsi="Arial Narrow"/>
-        </w:rPr>
-        <w:t xml:space="preserve">el Pleno de la Comisión de Protección al Consumidor 1 (en adelante, Comisión) </w:t>
-      </w:r>
-      <w:r>
-        <w:rPr>
-          <w:rFonts w:ascii="Arial Narrow" w:hAnsi="Arial Narrow"/>
-        </w:rPr>
-        <w:t>acordó delegar</w:t>
-      </w:r>
-      <w:r>
-        <w:rPr>
-          <w:rFonts w:ascii="Arial Narrow" w:hAnsi="Arial Narrow"/>
-        </w:rPr>
-        <w:t xml:space="preserve"> a la Secretaría Técnica </w:t>
-      </w:r>
-      <w:r>
-        <w:rPr>
-          <w:rFonts w:ascii="Arial Narrow" w:hAnsi="Arial Narrow"/>
-        </w:rPr>
-        <w:t xml:space="preserve">de la Comisión </w:t>
-      </w:r>
-      <w:r>
-        <w:rPr>
-          <w:rFonts w:ascii="Arial Narrow" w:hAnsi="Arial Narrow"/>
-        </w:rPr>
-        <w:t>de Protección al Consumidor 1 (en adelante, la Secretaría Técnica</w:t>
-      </w:r>
-      <w:r>
-        <w:rPr>
-          <w:rFonts w:ascii="Arial Narrow" w:hAnsi="Arial Narrow"/>
-        </w:rPr>
-        <w:t xml:space="preserve">) </w:t>
-      </w:r>
-      <w:r>
-        <w:rPr>
-          <w:rFonts w:ascii="Arial Narrow" w:hAnsi="Arial Narrow"/>
-        </w:rPr>
-        <w:t>la facultad</w:t>
-      </w:r>
-      <w:r>
-        <w:rPr>
-          <w:rFonts w:ascii="Arial Narrow" w:hAnsi="Arial Narrow"/>
-        </w:rPr>
-        <w:t xml:space="preserve"> de</w:t>
-      </w:r>
-      <w:r>
-        <w:rPr>
-          <w:rFonts w:ascii="Arial Narrow" w:hAnsi="Arial Narrow"/>
-        </w:rPr>
-        <w:t xml:space="preserve"> </w:t>
-      </w:r>
-      <w:r>
-        <w:rPr>
-          <w:rFonts w:ascii="Arial Narrow" w:hAnsi="Arial Narrow"/>
-        </w:rPr>
-        <w:t xml:space="preserve">calificar y declarar la confidencialidad de la información solicitada </w:t>
-      </w:r>
-      <w:r>
-        <w:rPr>
-          <w:rFonts w:ascii="Arial Narrow" w:hAnsi="Arial Narrow"/>
-        </w:rPr>
-        <w:t>a</w:t>
-      </w:r>
-      <w:r>
-        <w:rPr>
-          <w:rFonts w:ascii="Arial Narrow" w:hAnsi="Arial Narrow"/>
-        </w:rPr>
-        <w:t xml:space="preserve"> pedido de parte o de oficio</w:t>
+        <w:t xml:space="preserve">El 19 de julio de 2023, el Pleno de la Comisión de Protección al Consumidor 1 (en adelante, Comisión) acordó delegar a la Secretaría Técnica de la Comisión de Protección al Consumidor 1 (en adelante, la Secretaría Técnica) la facultad de calificar y declarar la confidencialidad de la información solicitada a pedido de parte o de oficio, en el marco de la tramitación de los procedimientos de protección al consumidor, en primera y segunda instancia administrativa. En ese sentido, corresponde emitir un pronunciamiento respecto a la confidencialidad de la documentación presentada por [APELLIDO] . </w:t>
+      </w:r>
+      <w:r>
+        <w:rPr>
+          <w:rFonts w:ascii="Arial Narrow" w:hAnsi="Arial Narrow"/>
+        </w:rPr>
+        <w:t xml:space="preserve"/>
+      </w:r>
+      <w:r>
+        <w:rPr>
+          <w:rFonts w:ascii="Arial Narrow" w:hAnsi="Arial Narrow"/>
+        </w:rPr>
+        <w:t xml:space="preserve"/>
+      </w:r>
+      <w:r>
+        <w:rPr>
+          <w:rFonts w:ascii="Arial Narrow" w:hAnsi="Arial Narrow"/>
+        </w:rPr>
+        <w:t/>
+      </w:r>
+      <w:r>
+        <w:rPr>
+          <w:rFonts w:ascii="Arial Narrow" w:hAnsi="Arial Narrow"/>
+        </w:rPr>
+        <w:t xml:space="preserve"/>
+      </w:r>
+      <w:r>
+        <w:rPr>
+          <w:rFonts w:ascii="Arial Narrow" w:hAnsi="Arial Narrow"/>
+        </w:rPr>
+        <w:t xml:space="preserve"/>
+      </w:r>
+      <w:r>
+        <w:rPr>
+          <w:rFonts w:ascii="Arial Narrow" w:hAnsi="Arial Narrow"/>
+        </w:rPr>
+        <w:t/>
+      </w:r>
+      <w:r>
+        <w:rPr>
+          <w:rFonts w:ascii="Arial Narrow" w:hAnsi="Arial Narrow"/>
+        </w:rPr>
+        <w:t xml:space="preserve"/>
+      </w:r>
+      <w:r>
+        <w:rPr>
+          <w:rFonts w:ascii="Arial Narrow" w:hAnsi="Arial Narrow"/>
+        </w:rPr>
+        <w:t/>
+      </w:r>
+      <w:r>
+        <w:rPr>
+          <w:rFonts w:ascii="Arial Narrow" w:hAnsi="Arial Narrow"/>
+        </w:rPr>
+        <w:t xml:space="preserve"/>
+      </w:r>
+      <w:r>
+        <w:rPr>
+          <w:rFonts w:ascii="Arial Narrow" w:hAnsi="Arial Narrow"/>
+        </w:rPr>
+        <w:t xml:space="preserve"/>
+      </w:r>
+      <w:r>
+        <w:rPr>
+          <w:rFonts w:ascii="Arial Narrow" w:hAnsi="Arial Narrow"/>
+        </w:rPr>
+        <w:t xml:space="preserve"/>
+      </w:r>
+      <w:r>
+        <w:rPr>
+          <w:rFonts w:ascii="Arial Narrow" w:hAnsi="Arial Narrow"/>
+        </w:rPr>
+        <w:t/>
+      </w:r>
+      <w:r>
+        <w:rPr>
+          <w:rFonts w:ascii="Arial Narrow" w:hAnsi="Arial Narrow"/>
+        </w:rPr>
+        <w:t xml:space="preserve"/>
       </w:r>
       <w:r>
         <w:rPr>
           <w:rFonts w:ascii="Arial Narrow" w:hAnsi="Arial Narrow"/>
           <w:lang w:val="es-ES" w:eastAsia="es-ES"/>
         </w:rPr>
-        <w:t>, en el marco de la tramitación de los procedimientos de protección al consumidor, en primera y segunda instancia</w:t>
+        <w:t/>
       </w:r>
       <w:r>
         <w:rPr>
           <w:rFonts w:ascii="Arial Narrow" w:hAnsi="Arial Narrow"/>
           <w:lang w:val="es-ES" w:eastAsia="es-ES"/>
         </w:rPr>
-        <w:t xml:space="preserve"> administrativa</w:t>
+        <w:t xml:space="preserve"/>
       </w:r>
       <w:r>
         <w:rPr>
           <w:rFonts w:ascii="Arial Narrow" w:hAnsi="Arial Narrow"/>
           <w:lang w:val="es-ES" w:eastAsia="es-ES"/>
         </w:rPr>
-        <w:t xml:space="preserve">. En ese sentido, </w:t>
+        <w:t xml:space="preserve"/>
       </w:r>
       <w:r>
         <w:rPr>
           <w:rFonts w:ascii="Arial Narrow" w:hAnsi="Arial Narrow"/>
           <w:lang w:val="es-ES" w:eastAsia="es-ES"/>
         </w:rPr>
-        <w:t xml:space="preserve">corresponde emitir un pronunciamiento </w:t>
+        <w:t xml:space="preserve"/>
       </w:r>
       <w:r>
         <w:rPr>
           <w:rFonts w:ascii="Arial Narrow" w:hAnsi="Arial Narrow"/>
           <w:lang w:val="es-ES" w:eastAsia="es-ES"/>
         </w:rPr>
-        <w:t>respecto a la confidencialidad de la documentación presentada por</w:t>
+        <w:t/>
       </w:r>
       <w:r>
         <w:rPr>
           <w:rFonts w:ascii="Arial Narrow" w:hAnsi="Arial Narrow"/>
           <w:lang w:val="es-ES" w:eastAsia="es-ES"/>
         </w:rPr>
-        <w:t xml:space="preserve"> </w:t>
-      </w:r>
-      <w:r>
-        <w:rPr>
-          <w:rFonts w:ascii="Arial Narrow" w:hAnsi="Arial Narrow"/>
-          <w:color w:val="auto"/>
-        </w:rPr>
-        <w:t>Afi Impex</w:t>
-      </w:r>
-      <w:r>
-        <w:rPr>
-          <w:rFonts w:ascii="Arial Narrow" w:hAnsi="Arial Narrow"/>
-          <w:color w:val="auto"/>
-        </w:rPr>
-        <w:t xml:space="preserve">. </w:t>
+        <w:t xml:space="preserve"/>
+      </w:r>
+      <w:r>
+        <w:rPr>
+          <w:rFonts w:ascii="Arial Narrow" w:hAnsi="Arial Narrow"/>
+          <w:color w:val="auto"/>
+        </w:rPr>
+        <w:t/>
+      </w:r>
+      <w:r>
+        <w:rPr>
+          <w:rFonts w:ascii="Arial Narrow" w:hAnsi="Arial Narrow"/>
+          <w:color w:val="auto"/>
+        </w:rPr>
+        <w:t xml:space="preserve"/>
       </w:r>
     </w:p>
     <w:p>
@@ -1857,124 +1857,124 @@
           <w:rFonts w:ascii="Arial Narrow" w:hAnsi="Arial Narrow"/>
           <w:color w:val="auto"/>
         </w:rPr>
-        <w:t xml:space="preserve">Afi Impex </w:t>
-      </w:r>
-      <w:r>
-        <w:rPr>
-          <w:rFonts w:ascii="Arial Narrow" w:hAnsi="Arial Narrow"/>
-        </w:rPr>
-        <w:t xml:space="preserve">presentó un escrito el </w:t>
-      </w:r>
-      <w:r>
-        <w:rPr>
-          <w:rFonts w:ascii="Arial Narrow" w:hAnsi="Arial Narrow"/>
-          <w:color w:val="auto"/>
-        </w:rPr>
-        <w:t>29</w:t>
-      </w:r>
-      <w:r>
-        <w:rPr>
-          <w:rFonts w:ascii="Arial Narrow" w:hAnsi="Arial Narrow"/>
-          <w:color w:val="auto"/>
-        </w:rPr>
-        <w:t xml:space="preserve"> de enero de 2026</w:t>
-      </w:r>
-      <w:r>
-        <w:rPr>
-          <w:rFonts w:ascii="Arial Narrow" w:hAnsi="Arial Narrow"/>
-        </w:rPr>
-        <w:t>, mediante el cual</w:t>
-      </w:r>
-      <w:r>
-        <w:rPr>
-          <w:rFonts w:ascii="Arial Narrow" w:hAnsi="Arial Narrow"/>
-        </w:rPr>
-        <w:t xml:space="preserve"> </w:t>
-      </w:r>
-      <w:r>
-        <w:rPr>
-          <w:rFonts w:ascii="Arial Narrow" w:hAnsi="Arial Narrow"/>
-        </w:rPr>
-        <w:t>presentó</w:t>
-      </w:r>
-      <w:r>
-        <w:rPr>
-          <w:rFonts w:ascii="Arial Narrow" w:hAnsi="Arial Narrow"/>
-        </w:rPr>
-        <w:t xml:space="preserve"> las declaraciones mensuales (PDT-IGV Renta mensual) del </w:t>
-      </w:r>
-      <w:r>
-        <w:rPr>
-          <w:rFonts w:ascii="Arial Narrow" w:hAnsi="Arial Narrow"/>
-        </w:rPr>
-        <w:t xml:space="preserve">Impuesto General a las Ventas (IGV) e Impuesto a la Renta (IR) completas del ejercicio </w:t>
+        <w:t xml:space="preserve">[APELLIDO] presentó un escrito el 29 de enero de 2026, mediante el cual presentó las declaraciones mensuales (PDT-IGV Renta mensual) del Impuesto General a las Ventas (IGV) e Impuesto a la Renta (IR) completas del ejercicio correspondiente al 2024 (año anterior a la interposición de la denuncia), el cual contiene información correspondiente a PDT-IGV Renta mensual, IGV, e IR; por lo que corresponde que la Secretaría Técnica -por delegación de facultades- evalúe su confidencialidad. </w:t>
+      </w:r>
+      <w:r>
+        <w:rPr>
+          <w:rFonts w:ascii="Arial Narrow" w:hAnsi="Arial Narrow"/>
+        </w:rPr>
+        <w:t xml:space="preserve"/>
+      </w:r>
+      <w:r>
+        <w:rPr>
+          <w:rFonts w:ascii="Arial Narrow" w:hAnsi="Arial Narrow"/>
+          <w:color w:val="auto"/>
+        </w:rPr>
+        <w:t/>
+      </w:r>
+      <w:r>
+        <w:rPr>
+          <w:rFonts w:ascii="Arial Narrow" w:hAnsi="Arial Narrow"/>
+          <w:color w:val="auto"/>
+        </w:rPr>
+        <w:t xml:space="preserve"/>
+      </w:r>
+      <w:r>
+        <w:rPr>
+          <w:rFonts w:ascii="Arial Narrow" w:hAnsi="Arial Narrow"/>
+        </w:rPr>
+        <w:t/>
+      </w:r>
+      <w:r>
+        <w:rPr>
+          <w:rFonts w:ascii="Arial Narrow" w:hAnsi="Arial Narrow"/>
+        </w:rPr>
+        <w:t xml:space="preserve"/>
+      </w:r>
+      <w:r>
+        <w:rPr>
+          <w:rFonts w:ascii="Arial Narrow" w:hAnsi="Arial Narrow"/>
+        </w:rPr>
+        <w:t/>
+      </w:r>
+      <w:r>
+        <w:rPr>
+          <w:rFonts w:ascii="Arial Narrow" w:hAnsi="Arial Narrow"/>
+        </w:rPr>
+        <w:t xml:space="preserve"/>
+      </w:r>
+      <w:r>
+        <w:rPr>
+          <w:rFonts w:ascii="Arial Narrow" w:hAnsi="Arial Narrow"/>
+        </w:rPr>
+        <w:t xml:space="preserve"/>
       </w:r>
       <w:r>
         <w:rPr>
           <w:rFonts w:ascii="Arial Narrow" w:eastAsia="Times New Roman" w:hAnsi="Arial Narrow"/>
           <w:color w:val="000000" w:themeColor="text1"/>
         </w:rPr>
-        <w:t>correspondiente al 2024 (año anterior a la interposición de la denuncia),</w:t>
-      </w:r>
-      <w:r>
-        <w:rPr>
-          <w:rFonts w:ascii="Arial Narrow" w:hAnsi="Arial Narrow"/>
-        </w:rPr>
-        <w:t xml:space="preserve"> el cual contiene información correspondiente</w:t>
-      </w:r>
-      <w:r>
-        <w:rPr>
-          <w:rFonts w:ascii="Arial Narrow" w:hAnsi="Arial Narrow"/>
-        </w:rPr>
-        <w:t xml:space="preserve"> a</w:t>
-      </w:r>
-      <w:r>
-        <w:rPr>
-          <w:rFonts w:ascii="Arial Narrow" w:hAnsi="Arial Narrow"/>
-        </w:rPr>
-        <w:t xml:space="preserve"> PDT-IGV</w:t>
-      </w:r>
-      <w:r>
-        <w:rPr>
-          <w:rFonts w:ascii="Arial Narrow" w:hAnsi="Arial Narrow"/>
-        </w:rPr>
-        <w:t xml:space="preserve"> Renta mensual, IGV, e IR</w:t>
-      </w:r>
-      <w:r>
-        <w:rPr>
-          <w:rFonts w:ascii="Arial Narrow" w:hAnsi="Arial Narrow"/>
-        </w:rPr>
-        <w:t>;</w:t>
-      </w:r>
-      <w:r>
-        <w:rPr>
-          <w:rFonts w:ascii="Arial Narrow" w:hAnsi="Arial Narrow"/>
-        </w:rPr>
-        <w:t xml:space="preserve"> por lo que corresponde</w:t>
-      </w:r>
-      <w:r>
-        <w:rPr>
-          <w:rFonts w:ascii="Arial Narrow" w:hAnsi="Arial Narrow"/>
-        </w:rPr>
-        <w:t xml:space="preserve"> que la Secretaría Técnica -por delegación de facultades</w:t>
-      </w:r>
-      <w:r>
-        <w:rPr>
-          <w:rFonts w:ascii="Arial Narrow" w:hAnsi="Arial Narrow"/>
-        </w:rPr>
-        <w:t>- evalúe</w:t>
-      </w:r>
-      <w:r>
-        <w:rPr>
-          <w:rFonts w:ascii="Arial Narrow" w:hAnsi="Arial Narrow"/>
-        </w:rPr>
-        <w:t xml:space="preserve"> su confidencialidad.</w:t>
-      </w:r>
-      <w:r>
-        <w:rPr>
-          <w:rFonts w:ascii="Arial Narrow" w:hAnsi="Arial Narrow"/>
-        </w:rPr>
-        <w:t xml:space="preserve"> </w:t>
+        <w:t/>
+      </w:r>
+      <w:r>
+        <w:rPr>
+          <w:rFonts w:ascii="Arial Narrow" w:hAnsi="Arial Narrow"/>
+        </w:rPr>
+        <w:t xml:space="preserve"/>
+      </w:r>
+      <w:r>
+        <w:rPr>
+          <w:rFonts w:ascii="Arial Narrow" w:hAnsi="Arial Narrow"/>
+        </w:rPr>
+        <w:t xml:space="preserve"/>
+      </w:r>
+      <w:r>
+        <w:rPr>
+          <w:rFonts w:ascii="Arial Narrow" w:hAnsi="Arial Narrow"/>
+        </w:rPr>
+        <w:t xml:space="preserve"/>
+      </w:r>
+      <w:r>
+        <w:rPr>
+          <w:rFonts w:ascii="Arial Narrow" w:hAnsi="Arial Narrow"/>
+        </w:rPr>
+        <w:t xml:space="preserve"/>
+      </w:r>
+      <w:r>
+        <w:rPr>
+          <w:rFonts w:ascii="Arial Narrow" w:hAnsi="Arial Narrow"/>
+        </w:rPr>
+        <w:t/>
+      </w:r>
+      <w:r>
+        <w:rPr>
+          <w:rFonts w:ascii="Arial Narrow" w:hAnsi="Arial Narrow"/>
+        </w:rPr>
+        <w:t xml:space="preserve"/>
+      </w:r>
+      <w:r>
+        <w:rPr>
+          <w:rFonts w:ascii="Arial Narrow" w:hAnsi="Arial Narrow"/>
+        </w:rPr>
+        <w:t xml:space="preserve"/>
+      </w:r>
+      <w:r>
+        <w:rPr>
+          <w:rFonts w:ascii="Arial Narrow" w:hAnsi="Arial Narrow"/>
+        </w:rPr>
+        <w:t/>
+      </w:r>
+      <w:r>
+        <w:rPr>
+          <w:rFonts w:ascii="Arial Narrow" w:hAnsi="Arial Narrow"/>
+        </w:rPr>
+        <w:t xml:space="preserve"/>
+      </w:r>
+      <w:r>
+        <w:rPr>
+          <w:rFonts w:ascii="Arial Narrow" w:hAnsi="Arial Narrow"/>
+        </w:rPr>
+        <w:t xml:space="preserve"/>
       </w:r>
     </w:p>
     <w:p>
@@ -2093,89 +2093,89 @@
           <w:rStyle w:val="normaltextrun"/>
           <w:rFonts w:ascii="Arial Narrow" w:hAnsi="Arial Narrow"/>
         </w:rPr>
-        <w:t>En el presente caso,</w:t>
+        <w:t xml:space="preserve">En el presente caso, [APELLIDO] adjuntó a su escrito del 29 de enero de 2026, copia de la constancia de presentación del PDT correspondiente a la Declaración Jurada de Pago Mensual del Impuesto a la Renta de Tercera Categoría; así como, el PDT-IGV-Renta Mensual del ejercicio correspondiente al 2024 (año anterior a la interposición de la denuncia).</w:t>
       </w:r>
       <w:r>
         <w:rPr>
           <w:rStyle w:val="normaltextrun"/>
           <w:rFonts w:ascii="Arial Narrow" w:hAnsi="Arial Narrow"/>
         </w:rPr>
-        <w:t xml:space="preserve"> </w:t>
-      </w:r>
-      <w:r>
-        <w:rPr>
-          <w:rFonts w:ascii="Arial Narrow" w:hAnsi="Arial Narrow"/>
-          <w:color w:val="auto"/>
-        </w:rPr>
-        <w:t xml:space="preserve">Afi Impex </w:t>
-      </w:r>
-      <w:r>
-        <w:rPr>
-          <w:rFonts w:ascii="Arial Narrow" w:hAnsi="Arial Narrow"/>
-          <w:color w:val="auto"/>
-        </w:rPr>
-        <w:t>adjuntó a su</w:t>
-      </w:r>
-      <w:r>
-        <w:rPr>
-          <w:rFonts w:ascii="Arial Narrow" w:hAnsi="Arial Narrow"/>
-          <w:color w:val="auto"/>
-        </w:rPr>
-        <w:t xml:space="preserve"> escrito </w:t>
-      </w:r>
-      <w:r>
-        <w:rPr>
-          <w:rFonts w:ascii="Arial Narrow" w:hAnsi="Arial Narrow"/>
-          <w:color w:val="auto"/>
-        </w:rPr>
-        <w:t>d</w:t>
-      </w:r>
-      <w:r>
-        <w:rPr>
-          <w:rFonts w:ascii="Arial Narrow" w:hAnsi="Arial Narrow"/>
-          <w:color w:val="auto"/>
-        </w:rPr>
-        <w:t xml:space="preserve">el </w:t>
-      </w:r>
-      <w:r>
-        <w:rPr>
-          <w:rFonts w:ascii="Arial Narrow" w:hAnsi="Arial Narrow"/>
-          <w:color w:val="auto"/>
-        </w:rPr>
-        <w:t>29 de enero de 2026</w:t>
+        <w:t xml:space="preserve"/>
+      </w:r>
+      <w:r>
+        <w:rPr>
+          <w:rFonts w:ascii="Arial Narrow" w:hAnsi="Arial Narrow"/>
+          <w:color w:val="auto"/>
+        </w:rPr>
+        <w:t xml:space="preserve"/>
+      </w:r>
+      <w:r>
+        <w:rPr>
+          <w:rFonts w:ascii="Arial Narrow" w:hAnsi="Arial Narrow"/>
+          <w:color w:val="auto"/>
+        </w:rPr>
+        <w:t/>
+      </w:r>
+      <w:r>
+        <w:rPr>
+          <w:rFonts w:ascii="Arial Narrow" w:hAnsi="Arial Narrow"/>
+          <w:color w:val="auto"/>
+        </w:rPr>
+        <w:t xml:space="preserve"/>
+      </w:r>
+      <w:r>
+        <w:rPr>
+          <w:rFonts w:ascii="Arial Narrow" w:hAnsi="Arial Narrow"/>
+          <w:color w:val="auto"/>
+        </w:rPr>
+        <w:t/>
+      </w:r>
+      <w:r>
+        <w:rPr>
+          <w:rFonts w:ascii="Arial Narrow" w:hAnsi="Arial Narrow"/>
+          <w:color w:val="auto"/>
+        </w:rPr>
+        <w:t xml:space="preserve"/>
+      </w:r>
+      <w:r>
+        <w:rPr>
+          <w:rFonts w:ascii="Arial Narrow" w:hAnsi="Arial Narrow"/>
+          <w:color w:val="auto"/>
+        </w:rPr>
+        <w:t/>
       </w:r>
       <w:r>
         <w:rPr>
           <w:rStyle w:val="normaltextrun"/>
           <w:rFonts w:ascii="Arial Narrow" w:hAnsi="Arial Narrow"/>
         </w:rPr>
-        <w:t xml:space="preserve">, copia de la constancia de presentación del PDT correspondiente a la Declaración Jurada de Pago Mensual del Impuesto a la Renta de Tercera Categoría; así como, el PDT-IGV-Renta Mensual </w:t>
-      </w:r>
-      <w:r>
-        <w:rPr>
-          <w:rFonts w:ascii="Arial Narrow" w:hAnsi="Arial Narrow"/>
-        </w:rPr>
-        <w:t xml:space="preserve">del </w:t>
-      </w:r>
-      <w:r>
-        <w:rPr>
-          <w:rFonts w:ascii="Arial Narrow" w:hAnsi="Arial Narrow"/>
-        </w:rPr>
-        <w:t xml:space="preserve">ejercicio </w:t>
+        <w:t xml:space="preserve"/>
+      </w:r>
+      <w:r>
+        <w:rPr>
+          <w:rFonts w:ascii="Arial Narrow" w:hAnsi="Arial Narrow"/>
+        </w:rPr>
+        <w:t xml:space="preserve"/>
+      </w:r>
+      <w:r>
+        <w:rPr>
+          <w:rFonts w:ascii="Arial Narrow" w:hAnsi="Arial Narrow"/>
+        </w:rPr>
+        <w:t xml:space="preserve"/>
       </w:r>
       <w:r>
         <w:rPr>
           <w:rFonts w:ascii="Arial Narrow" w:eastAsia="Times New Roman" w:hAnsi="Arial Narrow"/>
           <w:color w:val="000000" w:themeColor="text1"/>
         </w:rPr>
-        <w:t>correspondiente al 2024 (año anterior a la interposición de la denuncia)</w:t>
+        <w:t/>
       </w:r>
       <w:r>
         <w:rPr>
           <w:rStyle w:val="normaltextrun"/>
           <w:rFonts w:ascii="Arial Narrow" w:hAnsi="Arial Narrow"/>
         </w:rPr>
-        <w:t>.</w:t>
+        <w:t/>
       </w:r>
     </w:p>
     <w:p>
@@ -2242,34 +2242,34 @@
           <w:rFonts w:ascii="Arial Narrow" w:hAnsi="Arial Narrow"/>
           <w:color w:val="auto"/>
         </w:rPr>
-        <w:t xml:space="preserve">En consecuencia, conforme a lo dispuesto en el artículo 85 del Código Tributario, la Secretaría Técnica considera que corresponde declarar la confidencialidad de la información contenida en las copias de las declaraciones juradas mensuales (PDT-IGV Renta </w:t>
-      </w:r>
-      <w:r>
-        <w:rPr>
-          <w:rFonts w:ascii="Arial Narrow" w:hAnsi="Arial Narrow"/>
-          <w:color w:val="auto"/>
-        </w:rPr>
-        <w:t xml:space="preserve">mensual) </w:t>
-      </w:r>
-      <w:r>
-        <w:rPr>
-          <w:rFonts w:ascii="Arial Narrow" w:hAnsi="Arial Narrow"/>
-          <w:color w:val="auto"/>
-        </w:rPr>
-        <w:t xml:space="preserve">del Impuesto General a las Ventas (IGV) e Impuesto a la Renta (IR) </w:t>
-      </w:r>
-      <w:r>
-        <w:rPr>
-          <w:rFonts w:ascii="Arial Narrow" w:hAnsi="Arial Narrow"/>
-        </w:rPr>
-        <w:t xml:space="preserve">del ejercicio </w:t>
+        <w:t xml:space="preserve">En consecuencia, conforme a lo dispuesto en el artículo 85 del Código Tributario, la Secretaría Técnica considera que corresponde declarar la confidencialidad de la información contenida en las copias de las declaraciones juradas mensuales (PDT-IGV Renta mensual) del Impuesto General a las Ventas (IGV) e Impuesto a la Renta (IR) del ejercicio correspondiente al periodo 2024 [APELLIDO] que obra en el documento 2 denominado “20610125124 DJ 2024 ANUAL IR.PDF” y el documento 3 denominado “CONSTANCIA Y FORM PDT 2024.PDF” de la pieza 7 presentados mediante escrito del 29 de enero de 2026 del expediente, y, referidas a las declaraciones mensuales (PDT-IGV Renta mensual) del Impuesto General a las Ventas (IGV) e Impuesto a la Renta (IR) completas del ejercicio correspondiente al año/periodo 2024; precisándose que la confidencialidad declarada deberá mantenerse permanentemente.</w:t>
+      </w:r>
+      <w:r>
+        <w:rPr>
+          <w:rFonts w:ascii="Arial Narrow" w:hAnsi="Arial Narrow"/>
+          <w:color w:val="auto"/>
+        </w:rPr>
+        <w:t xml:space="preserve"/>
+      </w:r>
+      <w:r>
+        <w:rPr>
+          <w:rFonts w:ascii="Arial Narrow" w:hAnsi="Arial Narrow"/>
+          <w:color w:val="auto"/>
+        </w:rPr>
+        <w:t xml:space="preserve"/>
+      </w:r>
+      <w:r>
+        <w:rPr>
+          <w:rFonts w:ascii="Arial Narrow" w:hAnsi="Arial Narrow"/>
+        </w:rPr>
+        <w:t xml:space="preserve"/>
       </w:r>
       <w:r>
         <w:rPr>
           <w:rFonts w:ascii="Arial Narrow" w:eastAsia="Times New Roman" w:hAnsi="Arial Narrow"/>
           <w:color w:val="000000" w:themeColor="text1"/>
         </w:rPr>
-        <w:t xml:space="preserve">correspondiente al periodo </w:t>
+        <w:t xml:space="preserve"/>
       </w:r>
       <w:r>
         <w:rPr>
@@ -2277,60 +2277,60 @@
           <w:color w:val="000000" w:themeColor="text1"/>
           <w:u w:val="single"/>
         </w:rPr>
-        <w:t>2024</w:t>
+        <w:t/>
       </w:r>
       <w:r>
         <w:rPr>
           <w:rFonts w:ascii="Arial Narrow" w:eastAsia="Times New Roman" w:hAnsi="Arial Narrow"/>
           <w:color w:val="000000" w:themeColor="text1"/>
         </w:rPr>
-        <w:t xml:space="preserve"> </w:t>
-      </w:r>
-      <w:r>
-        <w:rPr>
-          <w:rFonts w:ascii="Arial Narrow" w:hAnsi="Arial Narrow"/>
-          <w:color w:val="auto"/>
-        </w:rPr>
-        <w:t xml:space="preserve">de </w:t>
-      </w:r>
-      <w:r>
-        <w:rPr>
-          <w:rFonts w:ascii="Arial Narrow" w:hAnsi="Arial Narrow"/>
-          <w:color w:val="auto"/>
-        </w:rPr>
-        <w:t>Afi</w:t>
-      </w:r>
-      <w:r>
-        <w:rPr>
-          <w:rFonts w:ascii="Arial Narrow" w:hAnsi="Arial Narrow"/>
-          <w:color w:val="auto"/>
-        </w:rPr>
-        <w:t xml:space="preserve"> Impex </w:t>
+        <w:t xml:space="preserve"/>
+      </w:r>
+      <w:r>
+        <w:rPr>
+          <w:rFonts w:ascii="Arial Narrow" w:hAnsi="Arial Narrow"/>
+          <w:color w:val="auto"/>
+        </w:rPr>
+        <w:t xml:space="preserve"/>
+      </w:r>
+      <w:r>
+        <w:rPr>
+          <w:rFonts w:ascii="Arial Narrow" w:hAnsi="Arial Narrow"/>
+          <w:color w:val="auto"/>
+        </w:rPr>
+        <w:t/>
+      </w:r>
+      <w:r>
+        <w:rPr>
+          <w:rFonts w:ascii="Arial Narrow" w:hAnsi="Arial Narrow"/>
+          <w:color w:val="auto"/>
+        </w:rPr>
+        <w:t xml:space="preserve"/>
       </w:r>
       <w:r>
         <w:rPr>
           <w:rFonts w:ascii="Arial Narrow" w:eastAsia="Times New Roman" w:hAnsi="Arial Narrow"/>
           <w:color w:val="000000" w:themeColor="text1"/>
         </w:rPr>
-        <w:t xml:space="preserve">que </w:t>
-      </w:r>
-      <w:r>
-        <w:rPr>
-          <w:rFonts w:ascii="Arial Narrow" w:hAnsi="Arial Narrow"/>
-        </w:rPr>
-        <w:t>obra en</w:t>
-      </w:r>
-      <w:r>
-        <w:rPr>
-          <w:rFonts w:ascii="Arial Narrow" w:hAnsi="Arial Narrow"/>
-        </w:rPr>
-        <w:t xml:space="preserve"> </w:t>
-      </w:r>
-      <w:r>
-        <w:rPr>
-          <w:rFonts w:ascii="Arial Narrow" w:hAnsi="Arial Narrow"/>
-        </w:rPr>
-        <w:t xml:space="preserve">el </w:t>
+        <w:t xml:space="preserve"/>
+      </w:r>
+      <w:r>
+        <w:rPr>
+          <w:rFonts w:ascii="Arial Narrow" w:hAnsi="Arial Narrow"/>
+        </w:rPr>
+        <w:t/>
+      </w:r>
+      <w:r>
+        <w:rPr>
+          <w:rFonts w:ascii="Arial Narrow" w:hAnsi="Arial Narrow"/>
+        </w:rPr>
+        <w:t xml:space="preserve"/>
+      </w:r>
+      <w:r>
+        <w:rPr>
+          <w:rFonts w:ascii="Arial Narrow" w:hAnsi="Arial Narrow"/>
+        </w:rPr>
+        <w:t xml:space="preserve"/>
       </w:r>
       <w:r>
         <w:rPr>
@@ -2338,13 +2338,13 @@
           <w:b/>
           <w:bCs/>
         </w:rPr>
-        <w:t>documento 2 denominado “20610125124 DJ 2024 ANUAL IR.PDF”</w:t>
-      </w:r>
-      <w:r>
-        <w:rPr>
-          <w:rFonts w:ascii="Arial Narrow" w:hAnsi="Arial Narrow"/>
-        </w:rPr>
-        <w:t xml:space="preserve"> y el </w:t>
+        <w:t/>
+      </w:r>
+      <w:r>
+        <w:rPr>
+          <w:rFonts w:ascii="Arial Narrow" w:hAnsi="Arial Narrow"/>
+        </w:rPr>
+        <w:t xml:space="preserve"/>
       </w:r>
       <w:r>
         <w:rPr>
@@ -2352,68 +2352,68 @@
           <w:b/>
           <w:bCs/>
         </w:rPr>
-        <w:t xml:space="preserve">documento 3 denominado “CONSTANCIA Y FORM PDT 2024.PDF” de la pieza 7 </w:t>
-      </w:r>
-      <w:r>
-        <w:rPr>
-          <w:rFonts w:ascii="Arial Narrow" w:hAnsi="Arial Narrow"/>
-        </w:rPr>
-        <w:t>presentados mediante escrito del 29 de enero de 2026 del expediente</w:t>
-      </w:r>
-      <w:r>
-        <w:rPr>
-          <w:rFonts w:ascii="Arial Narrow" w:hAnsi="Arial Narrow"/>
-        </w:rPr>
-        <w:t>, y</w:t>
-      </w:r>
-      <w:r>
-        <w:rPr>
-          <w:rFonts w:ascii="Arial Narrow" w:hAnsi="Arial Narrow"/>
-          <w:color w:val="auto"/>
-        </w:rPr>
-        <w:t>, referid</w:t>
-      </w:r>
-      <w:r>
-        <w:rPr>
-          <w:rFonts w:ascii="Arial Narrow" w:hAnsi="Arial Narrow"/>
-          <w:color w:val="auto"/>
-        </w:rPr>
-        <w:t>as</w:t>
-      </w:r>
-      <w:r>
-        <w:rPr>
-          <w:rFonts w:ascii="Arial Narrow" w:hAnsi="Arial Narrow"/>
-          <w:color w:val="auto"/>
-        </w:rPr>
-        <w:t xml:space="preserve"> a las declaraciones mensuales (PDT-IGV Renta mensual) del Impuesto General a las Ventas (IGV) e Impuesto a la Renta (IR) completas del </w:t>
-      </w:r>
-      <w:r>
-        <w:rPr>
-          <w:rFonts w:ascii="Arial Narrow" w:hAnsi="Arial Narrow"/>
-          <w:color w:val="auto"/>
-        </w:rPr>
-        <w:t xml:space="preserve">ejercicio </w:t>
+        <w:t xml:space="preserve"/>
+      </w:r>
+      <w:r>
+        <w:rPr>
+          <w:rFonts w:ascii="Arial Narrow" w:hAnsi="Arial Narrow"/>
+        </w:rPr>
+        <w:t/>
+      </w:r>
+      <w:r>
+        <w:rPr>
+          <w:rFonts w:ascii="Arial Narrow" w:hAnsi="Arial Narrow"/>
+        </w:rPr>
+        <w:t/>
+      </w:r>
+      <w:r>
+        <w:rPr>
+          <w:rFonts w:ascii="Arial Narrow" w:hAnsi="Arial Narrow"/>
+          <w:color w:val="auto"/>
+        </w:rPr>
+        <w:t/>
+      </w:r>
+      <w:r>
+        <w:rPr>
+          <w:rFonts w:ascii="Arial Narrow" w:hAnsi="Arial Narrow"/>
+          <w:color w:val="auto"/>
+        </w:rPr>
+        <w:t/>
+      </w:r>
+      <w:r>
+        <w:rPr>
+          <w:rFonts w:ascii="Arial Narrow" w:hAnsi="Arial Narrow"/>
+          <w:color w:val="auto"/>
+        </w:rPr>
+        <w:t xml:space="preserve"/>
+      </w:r>
+      <w:r>
+        <w:rPr>
+          <w:rFonts w:ascii="Arial Narrow" w:hAnsi="Arial Narrow"/>
+          <w:color w:val="auto"/>
+        </w:rPr>
+        <w:t xml:space="preserve"/>
       </w:r>
       <w:r>
         <w:rPr>
           <w:rFonts w:ascii="Arial Narrow" w:eastAsia="Times New Roman" w:hAnsi="Arial Narrow"/>
           <w:color w:val="000000" w:themeColor="text1"/>
         </w:rPr>
-        <w:t xml:space="preserve">correspondiente al </w:t>
+        <w:t xml:space="preserve"/>
       </w:r>
       <w:r>
         <w:rPr>
           <w:rFonts w:ascii="Arial Narrow" w:eastAsia="Times New Roman" w:hAnsi="Arial Narrow"/>
           <w:color w:val="000000" w:themeColor="text1"/>
         </w:rPr>
-        <w:t>año/</w:t>
+        <w:t/>
       </w:r>
       <w:r>
         <w:rPr>
           <w:rFonts w:ascii="Arial Narrow" w:eastAsia="Times New Roman" w:hAnsi="Arial Narrow"/>
           <w:color w:val="000000" w:themeColor="text1"/>
         </w:rPr>
-        <w:t xml:space="preserve">periodo </w:t>
+        <w:t xml:space="preserve"/>
       </w:r>
       <w:r>
         <w:rPr>
@@ -2421,28 +2421,28 @@
           <w:color w:val="000000" w:themeColor="text1"/>
           <w:u w:val="single"/>
         </w:rPr>
-        <w:t>2024</w:t>
-      </w:r>
-      <w:r>
-        <w:rPr>
-          <w:rFonts w:ascii="Arial Narrow" w:hAnsi="Arial Narrow"/>
-          <w:color w:val="auto"/>
-        </w:rPr>
-        <w:t>; precisándose que la confidencialidad declarada deberá mantene</w:t>
-      </w:r>
-      <w:r>
-        <w:rPr>
-          <w:rFonts w:ascii="Arial Narrow" w:hAnsi="Arial Narrow"/>
-          <w:color w:val="auto"/>
-        </w:rPr>
-        <w:t>rse permanentemente</w:t>
-      </w:r>
-      <w:r>
-        <w:rPr>
-          <w:rFonts w:ascii="Arial Narrow" w:hAnsi="Arial Narrow"/>
-          <w:color w:val="auto"/>
-        </w:rPr>
-        <w:t>.</w:t>
+        <w:t/>
+      </w:r>
+      <w:r>
+        <w:rPr>
+          <w:rFonts w:ascii="Arial Narrow" w:hAnsi="Arial Narrow"/>
+          <w:color w:val="auto"/>
+        </w:rPr>
+        <w:t/>
+      </w:r>
+      <w:r>
+        <w:rPr>
+          <w:rFonts w:ascii="Arial Narrow" w:hAnsi="Arial Narrow"/>
+          <w:color w:val="auto"/>
+        </w:rPr>
+        <w:t/>
+      </w:r>
+      <w:r>
+        <w:rPr>
+          <w:rFonts w:ascii="Arial Narrow" w:hAnsi="Arial Narrow"/>
+          <w:color w:val="auto"/>
+        </w:rPr>
+        <w:t/>
       </w:r>
     </w:p>
     <w:p>
@@ -2570,42 +2570,42 @@
           <w:bCs/>
           <w:color w:val="auto"/>
         </w:rPr>
-        <w:t xml:space="preserve">PRIMERO: </w:t>
-      </w:r>
-      <w:r>
-        <w:rPr>
-          <w:rFonts w:ascii="Arial Narrow" w:hAnsi="Arial Narrow"/>
-          <w:color w:val="auto"/>
-        </w:rPr>
-        <w:t>calificar</w:t>
-      </w:r>
-      <w:r>
-        <w:rPr>
-          <w:rFonts w:ascii="Arial Narrow" w:hAnsi="Arial Narrow"/>
-          <w:color w:val="auto"/>
-        </w:rPr>
-        <w:t>, de oficio,</w:t>
-      </w:r>
-      <w:r>
-        <w:rPr>
-          <w:rFonts w:ascii="Arial Narrow" w:hAnsi="Arial Narrow"/>
-          <w:color w:val="auto"/>
-        </w:rPr>
-        <w:t xml:space="preserve"> como confidencial la información presentada </w:t>
-      </w:r>
-      <w:r>
-        <w:rPr>
-          <w:rFonts w:ascii="Arial Narrow" w:hAnsi="Arial Narrow"/>
-          <w:color w:val="auto"/>
-        </w:rPr>
-        <w:t>por</w:t>
-      </w:r>
-      <w:r>
-        <w:rPr>
-          <w:rFonts w:ascii="Arial Narrow" w:hAnsi="Arial Narrow"/>
-          <w:color w:val="auto"/>
-        </w:rPr>
-        <w:t xml:space="preserve"> </w:t>
+        <w:t xml:space="preserve">PRIMERO: calificar, de oficio, como confidencial la información presentada por [DENUNCIANTE] la cual obra en el documento 2 denominado “20610125124 DJ 2024 ANUAL IR.PDF” y el documento 3 denominado “CONSTANCIA Y FORM PDT 2024.PDF” de la pieza 7 presentados mediante el escrito del 29 de enero de 2026 del expediente; referidas a las declaraciones mensuales (PDT-IGV Renta mensual) del Impuesto General a las Ventas (IGV) e Impuesto a la Renta (IR) completas del ejercicio correspondiente al año/periodo 2024; precisándose que la confidencialidad declarada deberá mantenerse permanentemente.</w:t>
+      </w:r>
+      <w:r>
+        <w:rPr>
+          <w:rFonts w:ascii="Arial Narrow" w:hAnsi="Arial Narrow"/>
+          <w:color w:val="auto"/>
+        </w:rPr>
+        <w:t/>
+      </w:r>
+      <w:r>
+        <w:rPr>
+          <w:rFonts w:ascii="Arial Narrow" w:hAnsi="Arial Narrow"/>
+          <w:color w:val="auto"/>
+        </w:rPr>
+        <w:t/>
+      </w:r>
+      <w:r>
+        <w:rPr>
+          <w:rFonts w:ascii="Arial Narrow" w:hAnsi="Arial Narrow"/>
+          <w:color w:val="auto"/>
+        </w:rPr>
+        <w:t xml:space="preserve"/>
+      </w:r>
+      <w:r>
+        <w:rPr>
+          <w:rFonts w:ascii="Arial Narrow" w:hAnsi="Arial Narrow"/>
+          <w:color w:val="auto"/>
+        </w:rPr>
+        <w:t/>
+      </w:r>
+      <w:r>
+        <w:rPr>
+          <w:rFonts w:ascii="Arial Narrow" w:hAnsi="Arial Narrow"/>
+          <w:color w:val="auto"/>
+        </w:rPr>
+        <w:t xml:space="preserve"/>
       </w:r>
       <w:r>
         <w:rPr>
@@ -2613,39 +2613,39 @@
           <w:bCs/>
           <w:color w:val="auto"/>
         </w:rPr>
-        <w:t xml:space="preserve">Afi Impex Perú S.A.C. </w:t>
-      </w:r>
-      <w:r>
-        <w:rPr>
-          <w:rFonts w:ascii="Arial Narrow" w:hAnsi="Arial Narrow"/>
-          <w:color w:val="auto"/>
-        </w:rPr>
-        <w:t xml:space="preserve">la </w:t>
-      </w:r>
-      <w:r>
-        <w:rPr>
-          <w:rFonts w:ascii="Arial Narrow" w:hAnsi="Arial Narrow"/>
-          <w:color w:val="auto"/>
-        </w:rPr>
-        <w:t xml:space="preserve">cual </w:t>
-      </w:r>
-      <w:r>
-        <w:rPr>
-          <w:rFonts w:ascii="Arial Narrow" w:hAnsi="Arial Narrow"/>
-        </w:rPr>
-        <w:t>obra en</w:t>
-      </w:r>
-      <w:r>
-        <w:rPr>
-          <w:rFonts w:ascii="Arial Narrow" w:hAnsi="Arial Narrow"/>
-        </w:rPr>
-        <w:t xml:space="preserve"> </w:t>
-      </w:r>
-      <w:r>
-        <w:rPr>
-          <w:rFonts w:ascii="Arial Narrow" w:hAnsi="Arial Narrow"/>
-        </w:rPr>
-        <w:t xml:space="preserve">el </w:t>
+        <w:t xml:space="preserve"/>
+      </w:r>
+      <w:r>
+        <w:rPr>
+          <w:rFonts w:ascii="Arial Narrow" w:hAnsi="Arial Narrow"/>
+          <w:color w:val="auto"/>
+        </w:rPr>
+        <w:t xml:space="preserve"/>
+      </w:r>
+      <w:r>
+        <w:rPr>
+          <w:rFonts w:ascii="Arial Narrow" w:hAnsi="Arial Narrow"/>
+          <w:color w:val="auto"/>
+        </w:rPr>
+        <w:t xml:space="preserve"/>
+      </w:r>
+      <w:r>
+        <w:rPr>
+          <w:rFonts w:ascii="Arial Narrow" w:hAnsi="Arial Narrow"/>
+        </w:rPr>
+        <w:t/>
+      </w:r>
+      <w:r>
+        <w:rPr>
+          <w:rFonts w:ascii="Arial Narrow" w:hAnsi="Arial Narrow"/>
+        </w:rPr>
+        <w:t xml:space="preserve"/>
+      </w:r>
+      <w:r>
+        <w:rPr>
+          <w:rFonts w:ascii="Arial Narrow" w:hAnsi="Arial Narrow"/>
+        </w:rPr>
+        <w:t xml:space="preserve"/>
       </w:r>
       <w:r>
         <w:rPr>
@@ -2653,7 +2653,7 @@
           <w:b/>
           <w:bCs/>
         </w:rPr>
-        <w:t xml:space="preserve">documento </w:t>
+        <w:t xml:space="preserve"/>
       </w:r>
       <w:r>
         <w:rPr>
@@ -2661,7 +2661,7 @@
           <w:b/>
           <w:bCs/>
         </w:rPr>
-        <w:t>2</w:t>
+        <w:t/>
       </w:r>
       <w:r>
         <w:rPr>
@@ -2669,7 +2669,7 @@
           <w:b/>
           <w:bCs/>
         </w:rPr>
-        <w:t xml:space="preserve"> denominado “</w:t>
+        <w:t xml:space="preserve"/>
       </w:r>
       <w:r>
         <w:rPr>
@@ -2677,7 +2677,7 @@
           <w:b/>
           <w:bCs/>
         </w:rPr>
-        <w:t>20610125124 DJ 2024 ANUAL IR.PDF</w:t>
+        <w:t/>
       </w:r>
       <w:r>
         <w:rPr>
@@ -2685,25 +2685,25 @@
           <w:b/>
           <w:bCs/>
         </w:rPr>
-        <w:t>”</w:t>
-      </w:r>
-      <w:r>
-        <w:rPr>
-          <w:rFonts w:ascii="Arial Narrow" w:hAnsi="Arial Narrow"/>
-        </w:rPr>
-        <w:t xml:space="preserve"> </w:t>
-      </w:r>
-      <w:r>
-        <w:rPr>
-          <w:rFonts w:ascii="Arial Narrow" w:hAnsi="Arial Narrow"/>
-        </w:rPr>
-        <w:t xml:space="preserve">y </w:t>
-      </w:r>
-      <w:r>
-        <w:rPr>
-          <w:rFonts w:ascii="Arial Narrow" w:hAnsi="Arial Narrow"/>
-        </w:rPr>
-        <w:t xml:space="preserve">el </w:t>
+        <w:t/>
+      </w:r>
+      <w:r>
+        <w:rPr>
+          <w:rFonts w:ascii="Arial Narrow" w:hAnsi="Arial Narrow"/>
+        </w:rPr>
+        <w:t xml:space="preserve"/>
+      </w:r>
+      <w:r>
+        <w:rPr>
+          <w:rFonts w:ascii="Arial Narrow" w:hAnsi="Arial Narrow"/>
+        </w:rPr>
+        <w:t xml:space="preserve"/>
+      </w:r>
+      <w:r>
+        <w:rPr>
+          <w:rFonts w:ascii="Arial Narrow" w:hAnsi="Arial Narrow"/>
+        </w:rPr>
+        <w:t xml:space="preserve"/>
       </w:r>
       <w:r>
         <w:rPr>
@@ -2711,7 +2711,7 @@
           <w:b/>
           <w:bCs/>
         </w:rPr>
-        <w:t xml:space="preserve">documento </w:t>
+        <w:t xml:space="preserve"/>
       </w:r>
       <w:r>
         <w:rPr>
@@ -2719,7 +2719,7 @@
           <w:b/>
           <w:bCs/>
         </w:rPr>
-        <w:t>3</w:t>
+        <w:t/>
       </w:r>
       <w:r>
         <w:rPr>
@@ -2727,7 +2727,7 @@
           <w:b/>
           <w:bCs/>
         </w:rPr>
-        <w:t xml:space="preserve"> denominado “</w:t>
+        <w:t xml:space="preserve"/>
       </w:r>
       <w:r>
         <w:rPr>
@@ -2735,7 +2735,7 @@
           <w:b/>
           <w:bCs/>
         </w:rPr>
-        <w:t>CONSTANCIA Y FORM PDT 2024.PDF</w:t>
+        <w:t/>
       </w:r>
       <w:r>
         <w:rPr>
@@ -2743,7 +2743,7 @@
           <w:b/>
           <w:bCs/>
         </w:rPr>
-        <w:t xml:space="preserve">” de la pieza </w:t>
+        <w:t xml:space="preserve"/>
       </w:r>
       <w:r>
         <w:rPr>
@@ -2751,7 +2751,7 @@
           <w:b/>
           <w:bCs/>
         </w:rPr>
-        <w:t>7</w:t>
+        <w:t/>
       </w:r>
       <w:r>
         <w:rPr>
@@ -2759,111 +2759,111 @@
           <w:b/>
           <w:bCs/>
         </w:rPr>
-        <w:t xml:space="preserve"> </w:t>
-      </w:r>
-      <w:r>
-        <w:rPr>
-          <w:rFonts w:ascii="Arial Narrow" w:hAnsi="Arial Narrow"/>
-        </w:rPr>
-        <w:t>presentad</w:t>
-      </w:r>
-      <w:r>
-        <w:rPr>
-          <w:rFonts w:ascii="Arial Narrow" w:hAnsi="Arial Narrow"/>
-        </w:rPr>
-        <w:t>os</w:t>
-      </w:r>
-      <w:r>
-        <w:rPr>
-          <w:rFonts w:ascii="Arial Narrow" w:hAnsi="Arial Narrow"/>
-        </w:rPr>
-        <w:t xml:space="preserve"> mediante </w:t>
-      </w:r>
-      <w:r>
-        <w:rPr>
-          <w:rFonts w:ascii="Arial Narrow" w:hAnsi="Arial Narrow"/>
-        </w:rPr>
-        <w:t xml:space="preserve">el </w:t>
-      </w:r>
-      <w:r>
-        <w:rPr>
-          <w:rFonts w:ascii="Arial Narrow" w:hAnsi="Arial Narrow"/>
-        </w:rPr>
-        <w:t>escrito</w:t>
-      </w:r>
-      <w:r>
-        <w:rPr>
-          <w:rFonts w:ascii="Arial Narrow" w:hAnsi="Arial Narrow"/>
-        </w:rPr>
-        <w:t xml:space="preserve"> del </w:t>
-      </w:r>
-      <w:r>
-        <w:rPr>
-          <w:rFonts w:ascii="Arial Narrow" w:hAnsi="Arial Narrow"/>
-        </w:rPr>
-        <w:t xml:space="preserve">29 de enero de 2026 </w:t>
-      </w:r>
-      <w:r>
-        <w:rPr>
-          <w:rFonts w:ascii="Arial Narrow" w:hAnsi="Arial Narrow"/>
-        </w:rPr>
-        <w:t>del expediente;</w:t>
-      </w:r>
-      <w:r>
-        <w:rPr>
-          <w:rFonts w:ascii="Arial Narrow" w:hAnsi="Arial Narrow"/>
-          <w:color w:val="auto"/>
-        </w:rPr>
-        <w:t xml:space="preserve"> referid</w:t>
-      </w:r>
-      <w:r>
-        <w:rPr>
-          <w:rFonts w:ascii="Arial Narrow" w:hAnsi="Arial Narrow"/>
-          <w:color w:val="auto"/>
-        </w:rPr>
-        <w:t>as</w:t>
-      </w:r>
-      <w:r>
-        <w:rPr>
-          <w:rFonts w:ascii="Arial Narrow" w:hAnsi="Arial Narrow"/>
-          <w:color w:val="auto"/>
-        </w:rPr>
-        <w:t xml:space="preserve"> a</w:t>
-      </w:r>
-      <w:r>
-        <w:rPr>
-          <w:rFonts w:ascii="Arial Narrow" w:hAnsi="Arial Narrow"/>
-          <w:color w:val="auto"/>
-        </w:rPr>
-        <w:t xml:space="preserve"> las declaraciones mensuales (PDT-IGV Renta mensual) del Impuesto General a las Ventas (IGV) e Impuesto a la Renta (IR) </w:t>
-      </w:r>
-      <w:r>
-        <w:rPr>
-          <w:rFonts w:ascii="Arial Narrow" w:hAnsi="Arial Narrow"/>
-          <w:color w:val="auto"/>
-        </w:rPr>
-        <w:t xml:space="preserve">completas del </w:t>
-      </w:r>
-      <w:r>
-        <w:rPr>
-          <w:rFonts w:ascii="Arial Narrow" w:hAnsi="Arial Narrow"/>
-          <w:color w:val="auto"/>
-        </w:rPr>
-        <w:t xml:space="preserve">ejercicio </w:t>
+        <w:t xml:space="preserve"/>
+      </w:r>
+      <w:r>
+        <w:rPr>
+          <w:rFonts w:ascii="Arial Narrow" w:hAnsi="Arial Narrow"/>
+        </w:rPr>
+        <w:t/>
+      </w:r>
+      <w:r>
+        <w:rPr>
+          <w:rFonts w:ascii="Arial Narrow" w:hAnsi="Arial Narrow"/>
+        </w:rPr>
+        <w:t/>
+      </w:r>
+      <w:r>
+        <w:rPr>
+          <w:rFonts w:ascii="Arial Narrow" w:hAnsi="Arial Narrow"/>
+        </w:rPr>
+        <w:t xml:space="preserve"/>
+      </w:r>
+      <w:r>
+        <w:rPr>
+          <w:rFonts w:ascii="Arial Narrow" w:hAnsi="Arial Narrow"/>
+        </w:rPr>
+        <w:t xml:space="preserve"/>
+      </w:r>
+      <w:r>
+        <w:rPr>
+          <w:rFonts w:ascii="Arial Narrow" w:hAnsi="Arial Narrow"/>
+        </w:rPr>
+        <w:t/>
+      </w:r>
+      <w:r>
+        <w:rPr>
+          <w:rFonts w:ascii="Arial Narrow" w:hAnsi="Arial Narrow"/>
+        </w:rPr>
+        <w:t xml:space="preserve"/>
+      </w:r>
+      <w:r>
+        <w:rPr>
+          <w:rFonts w:ascii="Arial Narrow" w:hAnsi="Arial Narrow"/>
+        </w:rPr>
+        <w:t xml:space="preserve"/>
+      </w:r>
+      <w:r>
+        <w:rPr>
+          <w:rFonts w:ascii="Arial Narrow" w:hAnsi="Arial Narrow"/>
+        </w:rPr>
+        <w:t/>
+      </w:r>
+      <w:r>
+        <w:rPr>
+          <w:rFonts w:ascii="Arial Narrow" w:hAnsi="Arial Narrow"/>
+          <w:color w:val="auto"/>
+        </w:rPr>
+        <w:t xml:space="preserve"/>
+      </w:r>
+      <w:r>
+        <w:rPr>
+          <w:rFonts w:ascii="Arial Narrow" w:hAnsi="Arial Narrow"/>
+          <w:color w:val="auto"/>
+        </w:rPr>
+        <w:t/>
+      </w:r>
+      <w:r>
+        <w:rPr>
+          <w:rFonts w:ascii="Arial Narrow" w:hAnsi="Arial Narrow"/>
+          <w:color w:val="auto"/>
+        </w:rPr>
+        <w:t xml:space="preserve"/>
+      </w:r>
+      <w:r>
+        <w:rPr>
+          <w:rFonts w:ascii="Arial Narrow" w:hAnsi="Arial Narrow"/>
+          <w:color w:val="auto"/>
+        </w:rPr>
+        <w:t xml:space="preserve"/>
+      </w:r>
+      <w:r>
+        <w:rPr>
+          <w:rFonts w:ascii="Arial Narrow" w:hAnsi="Arial Narrow"/>
+          <w:color w:val="auto"/>
+        </w:rPr>
+        <w:t xml:space="preserve"/>
+      </w:r>
+      <w:r>
+        <w:rPr>
+          <w:rFonts w:ascii="Arial Narrow" w:hAnsi="Arial Narrow"/>
+          <w:color w:val="auto"/>
+        </w:rPr>
+        <w:t xml:space="preserve"/>
       </w:r>
       <w:r>
         <w:rPr>
           <w:rFonts w:ascii="Arial Narrow" w:eastAsia="Times New Roman" w:hAnsi="Arial Narrow"/>
           <w:color w:val="000000" w:themeColor="text1"/>
         </w:rPr>
-        <w:t xml:space="preserve">correspondiente al año/periodo 2024; </w:t>
-      </w:r>
-      <w:r>
-        <w:rPr>
-          <w:rFonts w:ascii="Arial Narrow" w:hAnsi="Arial Narrow"/>
-          <w:color w:val="auto"/>
-        </w:rPr>
-        <w:t>precisándose que la confidencialidad declarada deberá mantenerse permanentemente.</w:t>
+        <w:t xml:space="preserve"/>
+      </w:r>
+      <w:r>
+        <w:rPr>
+          <w:rFonts w:ascii="Arial Narrow" w:hAnsi="Arial Narrow"/>
+          <w:color w:val="auto"/>
+        </w:rPr>
+        <w:t/>
       </w:r>
     </w:p>
     <w:p>
